--- a/proyecto-02-integra-esavi/workspace/docs/Despliegue-Integra-ESAVI.docx
+++ b/proyecto-02-integra-esavi/workspace/docs/Despliegue-Integra-ESAVI.docx
@@ -1759,2043 +1759,456 @@
       <w:r>
         <w:rPr>
           <w:rFonts w:ascii="Consolas" w:hAnsi="Consolas"/>
-          <w:sz w:val="15"/>
-          <w:rFonts w:ascii="Consolas" w:hAnsi="Consolas"/>
+          <w:sz w:val="16"/>
         </w:rPr>
         <w:t># Despliegue único de Integra-ESAVI: Postgres + Keycloak + api + app + dashboard.</w:t>
         <w:br/>
-      </w:r>
-      <w:r>
-        <w:rPr>
-          <w:rFonts w:ascii="Consolas" w:hAnsi="Consolas"/>
-          <w:sz w:val="15"/>
-          <w:rFonts w:ascii="Consolas" w:hAnsi="Consolas"/>
-        </w:rPr>
         <w:t># Se ejecuta DESDE esta carpeta (workspace/), fuera de cada proyecto individual.</w:t>
         <w:br/>
-      </w:r>
-      <w:r>
-        <w:rPr>
-          <w:rFonts w:ascii="Consolas" w:hAnsi="Consolas"/>
-          <w:sz w:val="15"/>
-          <w:rFonts w:ascii="Consolas" w:hAnsi="Consolas"/>
-        </w:rPr>
         <w:t>#</w:t>
         <w:br/>
-      </w:r>
-      <w:r>
-        <w:rPr>
-          <w:rFonts w:ascii="Consolas" w:hAnsi="Consolas"/>
-          <w:sz w:val="15"/>
-          <w:rFonts w:ascii="Consolas" w:hAnsi="Consolas"/>
-        </w:rPr>
         <w:t>#   docker compose up -d --build</w:t>
         <w:br/>
-      </w:r>
-      <w:r>
-        <w:rPr>
-          <w:rFonts w:ascii="Consolas" w:hAnsi="Consolas"/>
-          <w:sz w:val="15"/>
-          <w:rFonts w:ascii="Consolas" w:hAnsi="Consolas"/>
-        </w:rPr>
         <w:t>#</w:t>
         <w:br/>
-      </w:r>
-      <w:r>
-        <w:rPr>
-          <w:rFonts w:ascii="Consolas" w:hAnsi="Consolas"/>
-          <w:sz w:val="15"/>
-          <w:rFonts w:ascii="Consolas" w:hAnsi="Consolas"/>
-        </w:rPr>
         <w:t># URLs una vez arriba:</w:t>
         <w:br/>
-      </w:r>
-      <w:r>
-        <w:rPr>
-          <w:rFonts w:ascii="Consolas" w:hAnsi="Consolas"/>
-          <w:sz w:val="15"/>
-          <w:rFonts w:ascii="Consolas" w:hAnsi="Consolas"/>
-        </w:rPr>
         <w:t>#   APP (React):       http://localhost:5173</w:t>
         <w:br/>
-      </w:r>
-      <w:r>
-        <w:rPr>
-          <w:rFonts w:ascii="Consolas" w:hAnsi="Consolas"/>
-          <w:sz w:val="15"/>
-          <w:rFonts w:ascii="Consolas" w:hAnsi="Consolas"/>
-        </w:rPr>
         <w:t>#   API (NestJS):       http://localhost:8081  (health: /health)</w:t>
         <w:br/>
-      </w:r>
-      <w:r>
-        <w:rPr>
-          <w:rFonts w:ascii="Consolas" w:hAnsi="Consolas"/>
-          <w:sz w:val="15"/>
-          <w:rFonts w:ascii="Consolas" w:hAnsi="Consolas"/>
-        </w:rPr>
         <w:t>#   Keycloak:           http://localhost:8080  (admin / admin_password)</w:t>
         <w:br/>
-      </w:r>
-      <w:r>
-        <w:rPr>
-          <w:rFonts w:ascii="Consolas" w:hAnsi="Consolas"/>
-          <w:sz w:val="15"/>
-          <w:rFonts w:ascii="Consolas" w:hAnsi="Consolas"/>
-        </w:rPr>
         <w:t>#   Dashboard (Shiny):  http://localhost:3838</w:t>
         <w:br/>
-      </w:r>
-      <w:r>
-        <w:rPr>
-          <w:rFonts w:ascii="Consolas" w:hAnsi="Consolas"/>
-          <w:sz w:val="15"/>
-          <w:rFonts w:ascii="Consolas" w:hAnsi="Consolas"/>
-        </w:rPr>
         <w:t>#   Postgres:           localhost:5433         (dhis / dhis, BD dhi_esavi)</w:t>
         <w:br/>
-      </w:r>
-      <w:r>
-        <w:rPr>
-          <w:rFonts w:ascii="Consolas" w:hAnsi="Consolas"/>
-          <w:sz w:val="15"/>
-          <w:rFonts w:ascii="Consolas" w:hAnsi="Consolas"/>
-        </w:rPr>
         <w:t>#</w:t>
         <w:br/>
-      </w:r>
-      <w:r>
-        <w:rPr>
-          <w:rFonts w:ascii="Consolas" w:hAnsi="Consolas"/>
-          <w:sz w:val="15"/>
-          <w:rFonts w:ascii="Consolas" w:hAnsi="Consolas"/>
-        </w:rPr>
         <w:t># oauth2-proxy y nginx (TLS) quedan bajo el profile "proxy" porque HOY no son</w:t>
         <w:br/>
-      </w:r>
-      <w:r>
-        <w:rPr>
-          <w:rFonts w:ascii="Consolas" w:hAnsi="Consolas"/>
-          <w:sz w:val="15"/>
-          <w:rFonts w:ascii="Consolas" w:hAnsi="Consolas"/>
-        </w:rPr>
         <w:t># funcionales out-of-the-box: falta crear el client "dash-integra-esavi-client"</w:t>
         <w:br/>
-      </w:r>
-      <w:r>
-        <w:rPr>
-          <w:rFonts w:ascii="Consolas" w:hAnsi="Consolas"/>
-          <w:sz w:val="15"/>
-          <w:rFonts w:ascii="Consolas" w:hAnsi="Consolas"/>
-        </w:rPr>
         <w:t># en Keycloak (no está en scripts/keycloak-realm.json), generar un</w:t>
         <w:br/>
-      </w:r>
-      <w:r>
-        <w:rPr>
-          <w:rFonts w:ascii="Consolas" w:hAnsi="Consolas"/>
-          <w:sz w:val="15"/>
-          <w:rFonts w:ascii="Consolas" w:hAnsi="Consolas"/>
-        </w:rPr>
         <w:t># client-secret y cookie-secret reales, y crear dash-integra-esavi/nginx/</w:t>
         <w:br/>
-      </w:r>
-      <w:r>
-        <w:rPr>
-          <w:rFonts w:ascii="Consolas" w:hAnsi="Consolas"/>
-          <w:sz w:val="15"/>
-          <w:rFonts w:ascii="Consolas" w:hAnsi="Consolas"/>
-        </w:rPr>
         <w:t># (nginx.conf + certs/). Ver DESPLIEGUE-PRODUCCION.md. Mientras tanto, el</w:t>
         <w:br/>
-      </w:r>
-      <w:r>
-        <w:rPr>
-          <w:rFonts w:ascii="Consolas" w:hAnsi="Consolas"/>
-          <w:sz w:val="15"/>
-          <w:rFonts w:ascii="Consolas" w:hAnsi="Consolas"/>
-        </w:rPr>
         <w:t># dashboard se expone directo en :3838.</w:t>
         <w:br/>
-      </w:r>
-      <w:r>
-        <w:rPr>
-          <w:rFonts w:ascii="Consolas" w:hAnsi="Consolas"/>
-          <w:sz w:val="15"/>
-          <w:rFonts w:ascii="Consolas" w:hAnsi="Consolas"/>
-        </w:rPr>
         <w:t>#</w:t>
         <w:br/>
-      </w:r>
-      <w:r>
-        <w:rPr>
-          <w:rFonts w:ascii="Consolas" w:hAnsi="Consolas"/>
-          <w:sz w:val="15"/>
-          <w:rFonts w:ascii="Consolas" w:hAnsi="Consolas"/>
-        </w:rPr>
         <w:t>#   docker compose --profile proxy up -d --build   # una vez configurado lo anterior</w:t>
         <w:br/>
-      </w:r>
-      <w:r>
-        <w:rPr>
-          <w:rFonts w:ascii="Consolas" w:hAnsi="Consolas"/>
-          <w:sz w:val="15"/>
-          <w:rFonts w:ascii="Consolas" w:hAnsi="Consolas"/>
-        </w:rPr>
         <w:t xml:space="preserve"> </w:t>
         <w:br/>
-      </w:r>
-      <w:r>
-        <w:rPr>
-          <w:rFonts w:ascii="Consolas" w:hAnsi="Consolas"/>
-          <w:sz w:val="15"/>
-          <w:rFonts w:ascii="Consolas" w:hAnsi="Consolas"/>
-        </w:rPr>
         <w:t>name: integra-esavi</w:t>
         <w:br/>
-      </w:r>
-      <w:r>
-        <w:rPr>
-          <w:rFonts w:ascii="Consolas" w:hAnsi="Consolas"/>
-          <w:sz w:val="15"/>
-          <w:rFonts w:ascii="Consolas" w:hAnsi="Consolas"/>
-        </w:rPr>
         <w:t xml:space="preserve"> </w:t>
         <w:br/>
-      </w:r>
-      <w:r>
-        <w:rPr>
-          <w:rFonts w:ascii="Consolas" w:hAnsi="Consolas"/>
-          <w:sz w:val="15"/>
-          <w:rFonts w:ascii="Consolas" w:hAnsi="Consolas"/>
-        </w:rPr>
         <w:t>services:</w:t>
         <w:br/>
-      </w:r>
-      <w:r>
-        <w:rPr>
-          <w:rFonts w:ascii="Consolas" w:hAnsi="Consolas"/>
-          <w:sz w:val="15"/>
-          <w:rFonts w:ascii="Consolas" w:hAnsi="Consolas"/>
-        </w:rPr>
         <w:t xml:space="preserve">  postgres:</w:t>
         <w:br/>
-      </w:r>
-      <w:r>
-        <w:rPr>
-          <w:rFonts w:ascii="Consolas" w:hAnsi="Consolas"/>
-          <w:sz w:val="15"/>
-          <w:rFonts w:ascii="Consolas" w:hAnsi="Consolas"/>
-        </w:rPr>
         <w:t xml:space="preserve">    image: postgres:15</w:t>
         <w:br/>
-      </w:r>
-      <w:r>
-        <w:rPr>
-          <w:rFonts w:ascii="Consolas" w:hAnsi="Consolas"/>
-          <w:sz w:val="15"/>
-          <w:rFonts w:ascii="Consolas" w:hAnsi="Consolas"/>
-        </w:rPr>
         <w:t xml:space="preserve">    container_name: postgres_esavi</w:t>
         <w:br/>
-      </w:r>
-      <w:r>
-        <w:rPr>
-          <w:rFonts w:ascii="Consolas" w:hAnsi="Consolas"/>
-          <w:sz w:val="15"/>
-          <w:rFonts w:ascii="Consolas" w:hAnsi="Consolas"/>
-        </w:rPr>
         <w:t xml:space="preserve">    environment:</w:t>
         <w:br/>
-      </w:r>
-      <w:r>
-        <w:rPr>
-          <w:rFonts w:ascii="Consolas" w:hAnsi="Consolas"/>
-          <w:sz w:val="15"/>
-          <w:rFonts w:ascii="Consolas" w:hAnsi="Consolas"/>
-        </w:rPr>
         <w:t xml:space="preserve">      POSTGRES_USER: dhis</w:t>
         <w:br/>
-      </w:r>
-      <w:r>
-        <w:rPr>
-          <w:rFonts w:ascii="Consolas" w:hAnsi="Consolas"/>
-          <w:sz w:val="15"/>
-          <w:rFonts w:ascii="Consolas" w:hAnsi="Consolas"/>
-        </w:rPr>
         <w:t xml:space="preserve">      POSTGRES_PASSWORD: dhis</w:t>
         <w:br/>
-      </w:r>
-      <w:r>
-        <w:rPr>
-          <w:rFonts w:ascii="Consolas" w:hAnsi="Consolas"/>
-          <w:sz w:val="15"/>
-          <w:rFonts w:ascii="Consolas" w:hAnsi="Consolas"/>
-        </w:rPr>
         <w:t xml:space="preserve">      POSTGRES_DB: dhi_esavi</w:t>
         <w:br/>
-      </w:r>
-      <w:r>
-        <w:rPr>
-          <w:rFonts w:ascii="Consolas" w:hAnsi="Consolas"/>
-          <w:sz w:val="15"/>
-          <w:rFonts w:ascii="Consolas" w:hAnsi="Consolas"/>
-        </w:rPr>
         <w:t xml:space="preserve">      TZ: America/Guayaquil</w:t>
         <w:br/>
-      </w:r>
-      <w:r>
-        <w:rPr>
-          <w:rFonts w:ascii="Consolas" w:hAnsi="Consolas"/>
-          <w:sz w:val="15"/>
-          <w:rFonts w:ascii="Consolas" w:hAnsi="Consolas"/>
-        </w:rPr>
         <w:t xml:space="preserve">    ports:</w:t>
         <w:br/>
-      </w:r>
-      <w:r>
-        <w:rPr>
-          <w:rFonts w:ascii="Consolas" w:hAnsi="Consolas"/>
-          <w:sz w:val="15"/>
-          <w:rFonts w:ascii="Consolas" w:hAnsi="Consolas"/>
-        </w:rPr>
         <w:t xml:space="preserve">      - "5433:5432"</w:t>
         <w:br/>
-      </w:r>
-      <w:r>
-        <w:rPr>
-          <w:rFonts w:ascii="Consolas" w:hAnsi="Consolas"/>
-          <w:sz w:val="15"/>
-          <w:rFonts w:ascii="Consolas" w:hAnsi="Consolas"/>
-        </w:rPr>
         <w:t xml:space="preserve">    volumes:</w:t>
         <w:br/>
-      </w:r>
-      <w:r>
-        <w:rPr>
-          <w:rFonts w:ascii="Consolas" w:hAnsi="Consolas"/>
-          <w:sz w:val="15"/>
-          <w:rFonts w:ascii="Consolas" w:hAnsi="Consolas"/>
-        </w:rPr>
         <w:t xml:space="preserve">      - postgres_data:/var/lib/postgresql/data</w:t>
         <w:br/>
-      </w:r>
-      <w:r>
-        <w:rPr>
-          <w:rFonts w:ascii="Consolas" w:hAnsi="Consolas"/>
-          <w:sz w:val="15"/>
-          <w:rFonts w:ascii="Consolas" w:hAnsi="Consolas"/>
-        </w:rPr>
         <w:t xml:space="preserve">    healthcheck:</w:t>
         <w:br/>
-      </w:r>
-      <w:r>
-        <w:rPr>
-          <w:rFonts w:ascii="Consolas" w:hAnsi="Consolas"/>
-          <w:sz w:val="15"/>
-          <w:rFonts w:ascii="Consolas" w:hAnsi="Consolas"/>
-        </w:rPr>
         <w:t xml:space="preserve">      test: ["CMD-SHELL", "pg_isready -U dhis -d dhi_esavi"]</w:t>
         <w:br/>
-      </w:r>
-      <w:r>
-        <w:rPr>
-          <w:rFonts w:ascii="Consolas" w:hAnsi="Consolas"/>
-          <w:sz w:val="15"/>
-          <w:rFonts w:ascii="Consolas" w:hAnsi="Consolas"/>
-        </w:rPr>
         <w:t xml:space="preserve">      interval: 10s</w:t>
         <w:br/>
-      </w:r>
-      <w:r>
-        <w:rPr>
-          <w:rFonts w:ascii="Consolas" w:hAnsi="Consolas"/>
-          <w:sz w:val="15"/>
-          <w:rFonts w:ascii="Consolas" w:hAnsi="Consolas"/>
-        </w:rPr>
         <w:t xml:space="preserve">      timeout: 5s</w:t>
         <w:br/>
-      </w:r>
-      <w:r>
-        <w:rPr>
-          <w:rFonts w:ascii="Consolas" w:hAnsi="Consolas"/>
-          <w:sz w:val="15"/>
-          <w:rFonts w:ascii="Consolas" w:hAnsi="Consolas"/>
-        </w:rPr>
         <w:t xml:space="preserve">      retries: 5</w:t>
         <w:br/>
-      </w:r>
-      <w:r>
-        <w:rPr>
-          <w:rFonts w:ascii="Consolas" w:hAnsi="Consolas"/>
-          <w:sz w:val="15"/>
-          <w:rFonts w:ascii="Consolas" w:hAnsi="Consolas"/>
-        </w:rPr>
         <w:t xml:space="preserve">    restart: unless-stopped</w:t>
         <w:br/>
-      </w:r>
-      <w:r>
-        <w:rPr>
-          <w:rFonts w:ascii="Consolas" w:hAnsi="Consolas"/>
-          <w:sz w:val="15"/>
-          <w:rFonts w:ascii="Consolas" w:hAnsi="Consolas"/>
-        </w:rPr>
         <w:t xml:space="preserve"> </w:t>
         <w:br/>
-      </w:r>
-      <w:r>
-        <w:rPr>
-          <w:rFonts w:ascii="Consolas" w:hAnsi="Consolas"/>
-          <w:sz w:val="15"/>
-          <w:rFonts w:ascii="Consolas" w:hAnsi="Consolas"/>
-        </w:rPr>
         <w:t xml:space="preserve">  db-init:</w:t>
         <w:br/>
-      </w:r>
-      <w:r>
-        <w:rPr>
-          <w:rFonts w:ascii="Consolas" w:hAnsi="Consolas"/>
-          <w:sz w:val="15"/>
-          <w:rFonts w:ascii="Consolas" w:hAnsi="Consolas"/>
-        </w:rPr>
         <w:t xml:space="preserve">    image: postgres:15</w:t>
         <w:br/>
-      </w:r>
-      <w:r>
-        <w:rPr>
-          <w:rFonts w:ascii="Consolas" w:hAnsi="Consolas"/>
-          <w:sz w:val="15"/>
-          <w:rFonts w:ascii="Consolas" w:hAnsi="Consolas"/>
-        </w:rPr>
         <w:t xml:space="preserve">    container_name: db_init_esavi</w:t>
         <w:br/>
-      </w:r>
-      <w:r>
-        <w:rPr>
-          <w:rFonts w:ascii="Consolas" w:hAnsi="Consolas"/>
-          <w:sz w:val="15"/>
-          <w:rFonts w:ascii="Consolas" w:hAnsi="Consolas"/>
-        </w:rPr>
         <w:t xml:space="preserve">    depends_on:</w:t>
         <w:br/>
-      </w:r>
-      <w:r>
-        <w:rPr>
-          <w:rFonts w:ascii="Consolas" w:hAnsi="Consolas"/>
-          <w:sz w:val="15"/>
-          <w:rFonts w:ascii="Consolas" w:hAnsi="Consolas"/>
-        </w:rPr>
         <w:t xml:space="preserve">      postgres:</w:t>
         <w:br/>
-      </w:r>
-      <w:r>
-        <w:rPr>
-          <w:rFonts w:ascii="Consolas" w:hAnsi="Consolas"/>
-          <w:sz w:val="15"/>
-          <w:rFonts w:ascii="Consolas" w:hAnsi="Consolas"/>
-        </w:rPr>
         <w:t xml:space="preserve">        condition: service_healthy</w:t>
         <w:br/>
-      </w:r>
-      <w:r>
-        <w:rPr>
-          <w:rFonts w:ascii="Consolas" w:hAnsi="Consolas"/>
-          <w:sz w:val="15"/>
-          <w:rFonts w:ascii="Consolas" w:hAnsi="Consolas"/>
-        </w:rPr>
         <w:t xml:space="preserve">    environment:</w:t>
         <w:br/>
-      </w:r>
-      <w:r>
-        <w:rPr>
-          <w:rFonts w:ascii="Consolas" w:hAnsi="Consolas"/>
-          <w:sz w:val="15"/>
-          <w:rFonts w:ascii="Consolas" w:hAnsi="Consolas"/>
-        </w:rPr>
         <w:t xml:space="preserve">      PGPASSWORD: dhis</w:t>
         <w:br/>
-      </w:r>
-      <w:r>
-        <w:rPr>
-          <w:rFonts w:ascii="Consolas" w:hAnsi="Consolas"/>
-          <w:sz w:val="15"/>
-          <w:rFonts w:ascii="Consolas" w:hAnsi="Consolas"/>
-        </w:rPr>
         <w:t xml:space="preserve">    volumes:</w:t>
         <w:br/>
-      </w:r>
-      <w:r>
-        <w:rPr>
-          <w:rFonts w:ascii="Consolas" w:hAnsi="Consolas"/>
-          <w:sz w:val="15"/>
-          <w:rFonts w:ascii="Consolas" w:hAnsi="Consolas"/>
-        </w:rPr>
         <w:t xml:space="preserve">      - ./api-integra-esavi/scripts/init-db.sh:/init-db.sh</w:t>
         <w:br/>
-      </w:r>
-      <w:r>
-        <w:rPr>
-          <w:rFonts w:ascii="Consolas" w:hAnsi="Consolas"/>
-          <w:sz w:val="15"/>
-          <w:rFonts w:ascii="Consolas" w:hAnsi="Consolas"/>
-        </w:rPr>
         <w:t xml:space="preserve">    entrypoint: ["/bin/bash", "/init-db.sh"]</w:t>
         <w:br/>
-      </w:r>
-      <w:r>
-        <w:rPr>
-          <w:rFonts w:ascii="Consolas" w:hAnsi="Consolas"/>
-          <w:sz w:val="15"/>
-          <w:rFonts w:ascii="Consolas" w:hAnsi="Consolas"/>
-        </w:rPr>
         <w:t xml:space="preserve"> </w:t>
         <w:br/>
-      </w:r>
-      <w:r>
-        <w:rPr>
-          <w:rFonts w:ascii="Consolas" w:hAnsi="Consolas"/>
-          <w:sz w:val="15"/>
-          <w:rFonts w:ascii="Consolas" w:hAnsi="Consolas"/>
-        </w:rPr>
         <w:t xml:space="preserve">  keycloak:</w:t>
         <w:br/>
-      </w:r>
-      <w:r>
-        <w:rPr>
-          <w:rFonts w:ascii="Consolas" w:hAnsi="Consolas"/>
-          <w:sz w:val="15"/>
-          <w:rFonts w:ascii="Consolas" w:hAnsi="Consolas"/>
-        </w:rPr>
         <w:t xml:space="preserve">    image: quay.io/keycloak/keycloak:26.6.3</w:t>
         <w:br/>
-      </w:r>
-      <w:r>
-        <w:rPr>
-          <w:rFonts w:ascii="Consolas" w:hAnsi="Consolas"/>
-          <w:sz w:val="15"/>
-          <w:rFonts w:ascii="Consolas" w:hAnsi="Consolas"/>
-        </w:rPr>
         <w:t xml:space="preserve">    container_name: keycloak_esavi</w:t>
         <w:br/>
-      </w:r>
-      <w:r>
-        <w:rPr>
-          <w:rFonts w:ascii="Consolas" w:hAnsi="Consolas"/>
-          <w:sz w:val="15"/>
-          <w:rFonts w:ascii="Consolas" w:hAnsi="Consolas"/>
-        </w:rPr>
         <w:t xml:space="preserve">    restart: unless-stopped</w:t>
         <w:br/>
-      </w:r>
-      <w:r>
-        <w:rPr>
-          <w:rFonts w:ascii="Consolas" w:hAnsi="Consolas"/>
-          <w:sz w:val="15"/>
-          <w:rFonts w:ascii="Consolas" w:hAnsi="Consolas"/>
-        </w:rPr>
         <w:t xml:space="preserve">    command: start-dev --import-realm</w:t>
         <w:br/>
-      </w:r>
-      <w:r>
-        <w:rPr>
-          <w:rFonts w:ascii="Consolas" w:hAnsi="Consolas"/>
-          <w:sz w:val="15"/>
-          <w:rFonts w:ascii="Consolas" w:hAnsi="Consolas"/>
-        </w:rPr>
         <w:t xml:space="preserve">    environment:</w:t>
         <w:br/>
-      </w:r>
-      <w:r>
-        <w:rPr>
-          <w:rFonts w:ascii="Consolas" w:hAnsi="Consolas"/>
-          <w:sz w:val="15"/>
-          <w:rFonts w:ascii="Consolas" w:hAnsi="Consolas"/>
-        </w:rPr>
         <w:t xml:space="preserve">      KC_BOOTSTRAP_ADMIN_USERNAME: admin</w:t>
         <w:br/>
-      </w:r>
-      <w:r>
-        <w:rPr>
-          <w:rFonts w:ascii="Consolas" w:hAnsi="Consolas"/>
-          <w:sz w:val="15"/>
-          <w:rFonts w:ascii="Consolas" w:hAnsi="Consolas"/>
-        </w:rPr>
         <w:t xml:space="preserve">      KC_BOOTSTRAP_ADMIN_PASSWORD: admin_password</w:t>
         <w:br/>
-      </w:r>
-      <w:r>
-        <w:rPr>
-          <w:rFonts w:ascii="Consolas" w:hAnsi="Consolas"/>
-          <w:sz w:val="15"/>
-          <w:rFonts w:ascii="Consolas" w:hAnsi="Consolas"/>
-        </w:rPr>
         <w:t xml:space="preserve">      KC_DB: postgres</w:t>
         <w:br/>
-      </w:r>
-      <w:r>
-        <w:rPr>
-          <w:rFonts w:ascii="Consolas" w:hAnsi="Consolas"/>
-          <w:sz w:val="15"/>
-          <w:rFonts w:ascii="Consolas" w:hAnsi="Consolas"/>
-        </w:rPr>
         <w:t xml:space="preserve">      KC_DB_URL: jdbc:postgresql://postgres:5432/keycloak</w:t>
         <w:br/>
-      </w:r>
-      <w:r>
-        <w:rPr>
-          <w:rFonts w:ascii="Consolas" w:hAnsi="Consolas"/>
-          <w:sz w:val="15"/>
-          <w:rFonts w:ascii="Consolas" w:hAnsi="Consolas"/>
-        </w:rPr>
         <w:t xml:space="preserve">      KC_DB_USERNAME: keycloak</w:t>
         <w:br/>
-      </w:r>
-      <w:r>
-        <w:rPr>
-          <w:rFonts w:ascii="Consolas" w:hAnsi="Consolas"/>
-          <w:sz w:val="15"/>
-          <w:rFonts w:ascii="Consolas" w:hAnsi="Consolas"/>
-        </w:rPr>
         <w:t xml:space="preserve">      KC_DB_PASSWORD: password123</w:t>
         <w:br/>
-      </w:r>
-      <w:r>
-        <w:rPr>
-          <w:rFonts w:ascii="Consolas" w:hAnsi="Consolas"/>
-          <w:sz w:val="15"/>
-          <w:rFonts w:ascii="Consolas" w:hAnsi="Consolas"/>
-        </w:rPr>
         <w:t xml:space="preserve">      KC_HTTP_ENABLED: "true"</w:t>
         <w:br/>
-      </w:r>
-      <w:r>
-        <w:rPr>
-          <w:rFonts w:ascii="Consolas" w:hAnsi="Consolas"/>
-          <w:sz w:val="15"/>
-          <w:rFonts w:ascii="Consolas" w:hAnsi="Consolas"/>
-        </w:rPr>
         <w:t xml:space="preserve">      KC_HEALTH_ENABLED: "true"</w:t>
         <w:br/>
-      </w:r>
-      <w:r>
-        <w:rPr>
-          <w:rFonts w:ascii="Consolas" w:hAnsi="Consolas"/>
-          <w:sz w:val="15"/>
-          <w:rFonts w:ascii="Consolas" w:hAnsi="Consolas"/>
-        </w:rPr>
         <w:t xml:space="preserve">    ports:</w:t>
         <w:br/>
-      </w:r>
-      <w:r>
-        <w:rPr>
-          <w:rFonts w:ascii="Consolas" w:hAnsi="Consolas"/>
-          <w:sz w:val="15"/>
-          <w:rFonts w:ascii="Consolas" w:hAnsi="Consolas"/>
-        </w:rPr>
         <w:t xml:space="preserve">      - "8080:8080"</w:t>
         <w:br/>
-      </w:r>
-      <w:r>
-        <w:rPr>
-          <w:rFonts w:ascii="Consolas" w:hAnsi="Consolas"/>
-          <w:sz w:val="15"/>
-          <w:rFonts w:ascii="Consolas" w:hAnsi="Consolas"/>
-        </w:rPr>
         <w:t xml:space="preserve">    volumes:</w:t>
         <w:br/>
-      </w:r>
-      <w:r>
-        <w:rPr>
-          <w:rFonts w:ascii="Consolas" w:hAnsi="Consolas"/>
-          <w:sz w:val="15"/>
-          <w:rFonts w:ascii="Consolas" w:hAnsi="Consolas"/>
-        </w:rPr>
         <w:t xml:space="preserve">      - ./api-integra-esavi/scripts/keycloak-realm.json:/opt/keycloak/data/import/realm-export.json</w:t>
         <w:br/>
-      </w:r>
-      <w:r>
-        <w:rPr>
-          <w:rFonts w:ascii="Consolas" w:hAnsi="Consolas"/>
-          <w:sz w:val="15"/>
-          <w:rFonts w:ascii="Consolas" w:hAnsi="Consolas"/>
-        </w:rPr>
         <w:t xml:space="preserve">    healthcheck:</w:t>
         <w:br/>
-      </w:r>
-      <w:r>
-        <w:rPr>
-          <w:rFonts w:ascii="Consolas" w:hAnsi="Consolas"/>
-          <w:sz w:val="15"/>
-          <w:rFonts w:ascii="Consolas" w:hAnsi="Consolas"/>
-        </w:rPr>
         <w:t xml:space="preserve">      test: ["CMD", "bash", "-c", "exec 3&lt;&gt;/dev/tcp/127.0.0.1/9000 &amp;&amp; echo -e 'GET /health/ready HTTP/1.0\\r\\nHost: localhost\\r\\n\\r\\n' &gt;&amp;3 &amp;&amp; grep -q 'UP' &lt;&amp;3"]</w:t>
         <w:br/>
-      </w:r>
-      <w:r>
-        <w:rPr>
-          <w:rFonts w:ascii="Consolas" w:hAnsi="Consolas"/>
-          <w:sz w:val="15"/>
-          <w:rFonts w:ascii="Consolas" w:hAnsi="Consolas"/>
-        </w:rPr>
         <w:t xml:space="preserve">      interval: 15s</w:t>
         <w:br/>
-      </w:r>
-      <w:r>
-        <w:rPr>
-          <w:rFonts w:ascii="Consolas" w:hAnsi="Consolas"/>
-          <w:sz w:val="15"/>
-          <w:rFonts w:ascii="Consolas" w:hAnsi="Consolas"/>
-        </w:rPr>
         <w:t xml:space="preserve">      timeout: 5s</w:t>
         <w:br/>
-      </w:r>
-      <w:r>
-        <w:rPr>
-          <w:rFonts w:ascii="Consolas" w:hAnsi="Consolas"/>
-          <w:sz w:val="15"/>
-          <w:rFonts w:ascii="Consolas" w:hAnsi="Consolas"/>
-        </w:rPr>
         <w:t xml:space="preserve">      retries: 10</w:t>
         <w:br/>
-      </w:r>
-      <w:r>
-        <w:rPr>
-          <w:rFonts w:ascii="Consolas" w:hAnsi="Consolas"/>
-          <w:sz w:val="15"/>
-          <w:rFonts w:ascii="Consolas" w:hAnsi="Consolas"/>
-        </w:rPr>
         <w:t xml:space="preserve">      start_period: 60s</w:t>
         <w:br/>
-      </w:r>
-      <w:r>
-        <w:rPr>
-          <w:rFonts w:ascii="Consolas" w:hAnsi="Consolas"/>
-          <w:sz w:val="15"/>
-          <w:rFonts w:ascii="Consolas" w:hAnsi="Consolas"/>
-        </w:rPr>
         <w:t xml:space="preserve">    depends_on:</w:t>
         <w:br/>
-      </w:r>
-      <w:r>
-        <w:rPr>
-          <w:rFonts w:ascii="Consolas" w:hAnsi="Consolas"/>
-          <w:sz w:val="15"/>
-          <w:rFonts w:ascii="Consolas" w:hAnsi="Consolas"/>
-        </w:rPr>
         <w:t xml:space="preserve">      db-init:</w:t>
         <w:br/>
-      </w:r>
-      <w:r>
-        <w:rPr>
-          <w:rFonts w:ascii="Consolas" w:hAnsi="Consolas"/>
-          <w:sz w:val="15"/>
-          <w:rFonts w:ascii="Consolas" w:hAnsi="Consolas"/>
-        </w:rPr>
         <w:t xml:space="preserve">        condition: service_completed_successfully</w:t>
         <w:br/>
-      </w:r>
-      <w:r>
-        <w:rPr>
-          <w:rFonts w:ascii="Consolas" w:hAnsi="Consolas"/>
-          <w:sz w:val="15"/>
-          <w:rFonts w:ascii="Consolas" w:hAnsi="Consolas"/>
-        </w:rPr>
         <w:t xml:space="preserve"> </w:t>
         <w:br/>
-      </w:r>
-      <w:r>
-        <w:rPr>
-          <w:rFonts w:ascii="Consolas" w:hAnsi="Consolas"/>
-          <w:sz w:val="15"/>
-          <w:rFonts w:ascii="Consolas" w:hAnsi="Consolas"/>
-        </w:rPr>
         <w:t xml:space="preserve">  api:</w:t>
         <w:br/>
-      </w:r>
-      <w:r>
-        <w:rPr>
-          <w:rFonts w:ascii="Consolas" w:hAnsi="Consolas"/>
-          <w:sz w:val="15"/>
-          <w:rFonts w:ascii="Consolas" w:hAnsi="Consolas"/>
-        </w:rPr>
         <w:t xml:space="preserve">    build:</w:t>
         <w:br/>
-      </w:r>
-      <w:r>
-        <w:rPr>
-          <w:rFonts w:ascii="Consolas" w:hAnsi="Consolas"/>
-          <w:sz w:val="15"/>
-          <w:rFonts w:ascii="Consolas" w:hAnsi="Consolas"/>
-        </w:rPr>
         <w:t xml:space="preserve">      context: ./api-integra-esavi</w:t>
         <w:br/>
-      </w:r>
-      <w:r>
-        <w:rPr>
-          <w:rFonts w:ascii="Consolas" w:hAnsi="Consolas"/>
-          <w:sz w:val="15"/>
-          <w:rFonts w:ascii="Consolas" w:hAnsi="Consolas"/>
-        </w:rPr>
         <w:t xml:space="preserve">      dockerfile: Dockerfile</w:t>
         <w:br/>
-      </w:r>
-      <w:r>
-        <w:rPr>
-          <w:rFonts w:ascii="Consolas" w:hAnsi="Consolas"/>
-          <w:sz w:val="15"/>
-          <w:rFonts w:ascii="Consolas" w:hAnsi="Consolas"/>
-        </w:rPr>
         <w:t xml:space="preserve">    container_name: api_esavi</w:t>
         <w:br/>
-      </w:r>
-      <w:r>
-        <w:rPr>
-          <w:rFonts w:ascii="Consolas" w:hAnsi="Consolas"/>
-          <w:sz w:val="15"/>
-          <w:rFonts w:ascii="Consolas" w:hAnsi="Consolas"/>
-        </w:rPr>
         <w:t xml:space="preserve">    restart: unless-stopped</w:t>
         <w:br/>
-      </w:r>
-      <w:r>
-        <w:rPr>
-          <w:rFonts w:ascii="Consolas" w:hAnsi="Consolas"/>
-          <w:sz w:val="15"/>
-          <w:rFonts w:ascii="Consolas" w:hAnsi="Consolas"/>
-        </w:rPr>
         <w:t xml:space="preserve">    ports:</w:t>
         <w:br/>
-      </w:r>
-      <w:r>
-        <w:rPr>
-          <w:rFonts w:ascii="Consolas" w:hAnsi="Consolas"/>
-          <w:sz w:val="15"/>
-          <w:rFonts w:ascii="Consolas" w:hAnsi="Consolas"/>
-        </w:rPr>
         <w:t xml:space="preserve">      - "8081:8081"</w:t>
         <w:br/>
-      </w:r>
-      <w:r>
-        <w:rPr>
-          <w:rFonts w:ascii="Consolas" w:hAnsi="Consolas"/>
-          <w:sz w:val="15"/>
-          <w:rFonts w:ascii="Consolas" w:hAnsi="Consolas"/>
-        </w:rPr>
         <w:t xml:space="preserve">    environment:</w:t>
         <w:br/>
-      </w:r>
-      <w:r>
-        <w:rPr>
-          <w:rFonts w:ascii="Consolas" w:hAnsi="Consolas"/>
-          <w:sz w:val="15"/>
-          <w:rFonts w:ascii="Consolas" w:hAnsi="Consolas"/>
-        </w:rPr>
         <w:t xml:space="preserve">      # La imagen trae un .env horneado (localhost); estas variables lo pisan</w:t>
         <w:br/>
-      </w:r>
-      <w:r>
-        <w:rPr>
-          <w:rFonts w:ascii="Consolas" w:hAnsi="Consolas"/>
-          <w:sz w:val="15"/>
-          <w:rFonts w:ascii="Consolas" w:hAnsi="Consolas"/>
-        </w:rPr>
         <w:t xml:space="preserve">      # en runtime para apuntar a los servicios dentro de la red de docker.</w:t>
         <w:br/>
-      </w:r>
-      <w:r>
-        <w:rPr>
-          <w:rFonts w:ascii="Consolas" w:hAnsi="Consolas"/>
-          <w:sz w:val="15"/>
-          <w:rFonts w:ascii="Consolas" w:hAnsi="Consolas"/>
-        </w:rPr>
         <w:t xml:space="preserve">      # El Dockerfile hornea USER/PASS/NAME/SCHEMA_DATABASE vacíos a propósito</w:t>
         <w:br/>
-      </w:r>
-      <w:r>
-        <w:rPr>
-          <w:rFonts w:ascii="Consolas" w:hAnsi="Consolas"/>
-          <w:sz w:val="15"/>
-          <w:rFonts w:ascii="Consolas" w:hAnsi="Consolas"/>
-        </w:rPr>
         <w:t xml:space="preserve">      # (ver comentario "inyectar variables con env_file..."), hay que darlos aquí.</w:t>
         <w:br/>
-      </w:r>
-      <w:r>
-        <w:rPr>
-          <w:rFonts w:ascii="Consolas" w:hAnsi="Consolas"/>
-          <w:sz w:val="15"/>
-          <w:rFonts w:ascii="Consolas" w:hAnsi="Consolas"/>
-        </w:rPr>
         <w:t xml:space="preserve">      HOST_DATABASE: postgres</w:t>
         <w:br/>
-      </w:r>
-      <w:r>
-        <w:rPr>
-          <w:rFonts w:ascii="Consolas" w:hAnsi="Consolas"/>
-          <w:sz w:val="15"/>
-          <w:rFonts w:ascii="Consolas" w:hAnsi="Consolas"/>
-        </w:rPr>
         <w:t xml:space="preserve">      PORT_DATABASE: "5432"</w:t>
         <w:br/>
-      </w:r>
-      <w:r>
-        <w:rPr>
-          <w:rFonts w:ascii="Consolas" w:hAnsi="Consolas"/>
-          <w:sz w:val="15"/>
-          <w:rFonts w:ascii="Consolas" w:hAnsi="Consolas"/>
-        </w:rPr>
         <w:t xml:space="preserve">      USER_DATABASE: dhis</w:t>
         <w:br/>
-      </w:r>
-      <w:r>
-        <w:rPr>
-          <w:rFonts w:ascii="Consolas" w:hAnsi="Consolas"/>
-          <w:sz w:val="15"/>
-          <w:rFonts w:ascii="Consolas" w:hAnsi="Consolas"/>
-        </w:rPr>
         <w:t xml:space="preserve">      PASS_DATABASE: dhis</w:t>
         <w:br/>
-      </w:r>
-      <w:r>
-        <w:rPr>
-          <w:rFonts w:ascii="Consolas" w:hAnsi="Consolas"/>
-          <w:sz w:val="15"/>
-          <w:rFonts w:ascii="Consolas" w:hAnsi="Consolas"/>
-        </w:rPr>
         <w:t xml:space="preserve">      NAME_DATABASE: dhi_esavi</w:t>
         <w:br/>
-      </w:r>
-      <w:r>
-        <w:rPr>
-          <w:rFonts w:ascii="Consolas" w:hAnsi="Consolas"/>
-          <w:sz w:val="15"/>
-          <w:rFonts w:ascii="Consolas" w:hAnsi="Consolas"/>
-        </w:rPr>
         <w:t xml:space="preserve">      SCHEMA_DATABASE: DHI_ESAVI</w:t>
         <w:br/>
-      </w:r>
-      <w:r>
-        <w:rPr>
-          <w:rFonts w:ascii="Consolas" w:hAnsi="Consolas"/>
-          <w:sz w:val="15"/>
-          <w:rFonts w:ascii="Consolas" w:hAnsi="Consolas"/>
-        </w:rPr>
         <w:t xml:space="preserve">      WHD_DB_HOST: postgres</w:t>
         <w:br/>
-      </w:r>
-      <w:r>
-        <w:rPr>
-          <w:rFonts w:ascii="Consolas" w:hAnsi="Consolas"/>
-          <w:sz w:val="15"/>
-          <w:rFonts w:ascii="Consolas" w:hAnsi="Consolas"/>
-        </w:rPr>
         <w:t xml:space="preserve">      WHD_DB_PORT: "5432"</w:t>
         <w:br/>
-      </w:r>
-      <w:r>
-        <w:rPr>
-          <w:rFonts w:ascii="Consolas" w:hAnsi="Consolas"/>
-          <w:sz w:val="15"/>
-          <w:rFonts w:ascii="Consolas" w:hAnsi="Consolas"/>
-        </w:rPr>
         <w:t xml:space="preserve">      MDD_DB_HOST: postgres</w:t>
         <w:br/>
-      </w:r>
-      <w:r>
-        <w:rPr>
-          <w:rFonts w:ascii="Consolas" w:hAnsi="Consolas"/>
-          <w:sz w:val="15"/>
-          <w:rFonts w:ascii="Consolas" w:hAnsi="Consolas"/>
-        </w:rPr>
         <w:t xml:space="preserve">      MDD_DB_PORT: "5432"</w:t>
         <w:br/>
-      </w:r>
-      <w:r>
-        <w:rPr>
-          <w:rFonts w:ascii="Consolas" w:hAnsi="Consolas"/>
-          <w:sz w:val="15"/>
-          <w:rFonts w:ascii="Consolas" w:hAnsi="Consolas"/>
-        </w:rPr>
         <w:t xml:space="preserve">      TZ: America/Guayaquil</w:t>
         <w:br/>
-      </w:r>
-      <w:r>
-        <w:rPr>
-          <w:rFonts w:ascii="Consolas" w:hAnsi="Consolas"/>
-          <w:sz w:val="15"/>
-          <w:rFonts w:ascii="Consolas" w:hAnsi="Consolas"/>
-        </w:rPr>
         <w:t xml:space="preserve">    healthcheck:</w:t>
         <w:br/>
-      </w:r>
-      <w:r>
-        <w:rPr>
-          <w:rFonts w:ascii="Consolas" w:hAnsi="Consolas"/>
-          <w:sz w:val="15"/>
-          <w:rFonts w:ascii="Consolas" w:hAnsi="Consolas"/>
-        </w:rPr>
         <w:t xml:space="preserve">      test: ["CMD-SHELL", "wget -qO- http://127.0.0.1:8081/health || exit 1"]</w:t>
         <w:br/>
-      </w:r>
-      <w:r>
-        <w:rPr>
-          <w:rFonts w:ascii="Consolas" w:hAnsi="Consolas"/>
-          <w:sz w:val="15"/>
-          <w:rFonts w:ascii="Consolas" w:hAnsi="Consolas"/>
-        </w:rPr>
         <w:t xml:space="preserve">      interval: 15s</w:t>
         <w:br/>
-      </w:r>
-      <w:r>
-        <w:rPr>
-          <w:rFonts w:ascii="Consolas" w:hAnsi="Consolas"/>
-          <w:sz w:val="15"/>
-          <w:rFonts w:ascii="Consolas" w:hAnsi="Consolas"/>
-        </w:rPr>
         <w:t xml:space="preserve">      timeout: 5s</w:t>
         <w:br/>
-      </w:r>
-      <w:r>
-        <w:rPr>
-          <w:rFonts w:ascii="Consolas" w:hAnsi="Consolas"/>
-          <w:sz w:val="15"/>
-          <w:rFonts w:ascii="Consolas" w:hAnsi="Consolas"/>
-        </w:rPr>
         <w:t xml:space="preserve">      retries: 5</w:t>
         <w:br/>
-      </w:r>
-      <w:r>
-        <w:rPr>
-          <w:rFonts w:ascii="Consolas" w:hAnsi="Consolas"/>
-          <w:sz w:val="15"/>
-          <w:rFonts w:ascii="Consolas" w:hAnsi="Consolas"/>
-        </w:rPr>
         <w:t xml:space="preserve">      start_period: 30s</w:t>
         <w:br/>
-      </w:r>
-      <w:r>
-        <w:rPr>
-          <w:rFonts w:ascii="Consolas" w:hAnsi="Consolas"/>
-          <w:sz w:val="15"/>
-          <w:rFonts w:ascii="Consolas" w:hAnsi="Consolas"/>
-        </w:rPr>
         <w:t xml:space="preserve">    volumes:</w:t>
         <w:br/>
-      </w:r>
-      <w:r>
-        <w:rPr>
-          <w:rFonts w:ascii="Consolas" w:hAnsi="Consolas"/>
-          <w:sz w:val="15"/>
-          <w:rFonts w:ascii="Consolas" w:hAnsi="Consolas"/>
-        </w:rPr>
         <w:t xml:space="preserve">      # Datamart DuckDB compartido con el dashboard.</w:t>
         <w:br/>
-      </w:r>
-      <w:r>
-        <w:rPr>
-          <w:rFonts w:ascii="Consolas" w:hAnsi="Consolas"/>
-          <w:sz w:val="15"/>
-          <w:rFonts w:ascii="Consolas" w:hAnsi="Consolas"/>
-        </w:rPr>
         <w:t xml:space="preserve">      - ./api-integra-esavi/datos:/app/datos</w:t>
         <w:br/>
-      </w:r>
-      <w:r>
-        <w:rPr>
-          <w:rFonts w:ascii="Consolas" w:hAnsi="Consolas"/>
-          <w:sz w:val="15"/>
-          <w:rFonts w:ascii="Consolas" w:hAnsi="Consolas"/>
-        </w:rPr>
         <w:t xml:space="preserve">      # CSVs de seed (catálogo padre, DPA, entidades): excluidos de la imagen</w:t>
         <w:br/>
-      </w:r>
-      <w:r>
-        <w:rPr>
-          <w:rFonts w:ascii="Consolas" w:hAnsi="Consolas"/>
-          <w:sz w:val="15"/>
-          <w:rFonts w:ascii="Consolas" w:hAnsi="Consolas"/>
-        </w:rPr>
         <w:t xml:space="preserve">      # por .dockerignore, se montan para que el seed de arranque los encuentre.</w:t>
         <w:br/>
-      </w:r>
-      <w:r>
-        <w:rPr>
-          <w:rFonts w:ascii="Consolas" w:hAnsi="Consolas"/>
-          <w:sz w:val="15"/>
-          <w:rFonts w:ascii="Consolas" w:hAnsi="Consolas"/>
-        </w:rPr>
         <w:t xml:space="preserve">      - ./api-integra-esavi/upload_files:/app/upload_files</w:t>
         <w:br/>
-      </w:r>
-      <w:r>
-        <w:rPr>
-          <w:rFonts w:ascii="Consolas" w:hAnsi="Consolas"/>
-          <w:sz w:val="15"/>
-          <w:rFonts w:ascii="Consolas" w:hAnsi="Consolas"/>
-        </w:rPr>
         <w:t xml:space="preserve">    depends_on:</w:t>
         <w:br/>
-      </w:r>
-      <w:r>
-        <w:rPr>
-          <w:rFonts w:ascii="Consolas" w:hAnsi="Consolas"/>
-          <w:sz w:val="15"/>
-          <w:rFonts w:ascii="Consolas" w:hAnsi="Consolas"/>
-        </w:rPr>
         <w:t xml:space="preserve">      db-init:</w:t>
         <w:br/>
-      </w:r>
-      <w:r>
-        <w:rPr>
-          <w:rFonts w:ascii="Consolas" w:hAnsi="Consolas"/>
-          <w:sz w:val="15"/>
-          <w:rFonts w:ascii="Consolas" w:hAnsi="Consolas"/>
-        </w:rPr>
         <w:t xml:space="preserve">        condition: service_completed_successfully</w:t>
         <w:br/>
-      </w:r>
-      <w:r>
-        <w:rPr>
-          <w:rFonts w:ascii="Consolas" w:hAnsi="Consolas"/>
-          <w:sz w:val="15"/>
-          <w:rFonts w:ascii="Consolas" w:hAnsi="Consolas"/>
-        </w:rPr>
         <w:t xml:space="preserve"> </w:t>
         <w:br/>
-      </w:r>
-      <w:r>
-        <w:rPr>
-          <w:rFonts w:ascii="Consolas" w:hAnsi="Consolas"/>
-          <w:sz w:val="15"/>
-          <w:rFonts w:ascii="Consolas" w:hAnsi="Consolas"/>
-        </w:rPr>
         <w:t xml:space="preserve">  app-web:</w:t>
         <w:br/>
-      </w:r>
-      <w:r>
-        <w:rPr>
-          <w:rFonts w:ascii="Consolas" w:hAnsi="Consolas"/>
-          <w:sz w:val="15"/>
-          <w:rFonts w:ascii="Consolas" w:hAnsi="Consolas"/>
-        </w:rPr>
         <w:t xml:space="preserve">    build:</w:t>
         <w:br/>
-      </w:r>
-      <w:r>
-        <w:rPr>
-          <w:rFonts w:ascii="Consolas" w:hAnsi="Consolas"/>
-          <w:sz w:val="15"/>
-          <w:rFonts w:ascii="Consolas" w:hAnsi="Consolas"/>
-        </w:rPr>
         <w:t xml:space="preserve">      context: ./app-integra-esavi</w:t>
         <w:br/>
-      </w:r>
-      <w:r>
-        <w:rPr>
-          <w:rFonts w:ascii="Consolas" w:hAnsi="Consolas"/>
-          <w:sz w:val="15"/>
-          <w:rFonts w:ascii="Consolas" w:hAnsi="Consolas"/>
-        </w:rPr>
         <w:t xml:space="preserve">      dockerfile: Dockerfile</w:t>
         <w:br/>
-      </w:r>
-      <w:r>
-        <w:rPr>
-          <w:rFonts w:ascii="Consolas" w:hAnsi="Consolas"/>
-          <w:sz w:val="15"/>
-          <w:rFonts w:ascii="Consolas" w:hAnsi="Consolas"/>
-        </w:rPr>
         <w:t xml:space="preserve">      args:</w:t>
         <w:br/>
-      </w:r>
-      <w:r>
-        <w:rPr>
-          <w:rFonts w:ascii="Consolas" w:hAnsi="Consolas"/>
-          <w:sz w:val="15"/>
-          <w:rFonts w:ascii="Consolas" w:hAnsi="Consolas"/>
-        </w:rPr>
         <w:t xml:space="preserve">        VITE_KEYCLOAK_URL: ${VITE_KEYCLOAK_URL:-http://localhost:8080}</w:t>
         <w:br/>
-      </w:r>
-      <w:r>
-        <w:rPr>
-          <w:rFonts w:ascii="Consolas" w:hAnsi="Consolas"/>
-          <w:sz w:val="15"/>
-          <w:rFonts w:ascii="Consolas" w:hAnsi="Consolas"/>
-        </w:rPr>
         <w:t xml:space="preserve">        VITE_KEYCLOAK_REALM: ${VITE_KEYCLOAK_REALM:-integra-esavi}</w:t>
         <w:br/>
-      </w:r>
-      <w:r>
-        <w:rPr>
-          <w:rFonts w:ascii="Consolas" w:hAnsi="Consolas"/>
-          <w:sz w:val="15"/>
-          <w:rFonts w:ascii="Consolas" w:hAnsi="Consolas"/>
-        </w:rPr>
         <w:t xml:space="preserve">        VITE_KEYCLOAK_CLIENT_ID: ${VITE_KEYCLOAK_CLIENT_ID:-integra-esavi-client}</w:t>
         <w:br/>
-      </w:r>
-      <w:r>
-        <w:rPr>
-          <w:rFonts w:ascii="Consolas" w:hAnsi="Consolas"/>
-          <w:sz w:val="15"/>
-          <w:rFonts w:ascii="Consolas" w:hAnsi="Consolas"/>
-        </w:rPr>
         <w:t xml:space="preserve">        VITE_INTEGRA_ESAVI_API_URL: ${VITE_INTEGRA_ESAVI_API_URL:-http://localhost:8081}</w:t>
         <w:br/>
-      </w:r>
-      <w:r>
-        <w:rPr>
-          <w:rFonts w:ascii="Consolas" w:hAnsi="Consolas"/>
-          <w:sz w:val="15"/>
-          <w:rFonts w:ascii="Consolas" w:hAnsi="Consolas"/>
-        </w:rPr>
         <w:t xml:space="preserve">        VITE_API_KEY: ${VITE_API_KEY:-6PxFc1GiLz8i2EWuJkj9qrJOrqjTNW4h}</w:t>
         <w:br/>
-      </w:r>
-      <w:r>
-        <w:rPr>
-          <w:rFonts w:ascii="Consolas" w:hAnsi="Consolas"/>
-          <w:sz w:val="15"/>
-          <w:rFonts w:ascii="Consolas" w:hAnsi="Consolas"/>
-        </w:rPr>
         <w:t xml:space="preserve">        VITE_ESAVI_GRAVE: ${VITE_ESAVI_GRAVE:-true}</w:t>
         <w:br/>
-      </w:r>
-      <w:r>
-        <w:rPr>
-          <w:rFonts w:ascii="Consolas" w:hAnsi="Consolas"/>
-          <w:sz w:val="15"/>
-          <w:rFonts w:ascii="Consolas" w:hAnsi="Consolas"/>
-        </w:rPr>
         <w:t xml:space="preserve">        VITE_ESAVI_DASHBOARD_TOKEN: ${VITE_ESAVI_DASHBOARD_TOKEN:-}</w:t>
         <w:br/>
-      </w:r>
-      <w:r>
-        <w:rPr>
-          <w:rFonts w:ascii="Consolas" w:hAnsi="Consolas"/>
-          <w:sz w:val="15"/>
-          <w:rFonts w:ascii="Consolas" w:hAnsi="Consolas"/>
-        </w:rPr>
         <w:t xml:space="preserve">    container_name: app_esavi</w:t>
         <w:br/>
-      </w:r>
-      <w:r>
-        <w:rPr>
-          <w:rFonts w:ascii="Consolas" w:hAnsi="Consolas"/>
-          <w:sz w:val="15"/>
-          <w:rFonts w:ascii="Consolas" w:hAnsi="Consolas"/>
-        </w:rPr>
         <w:t xml:space="preserve">    restart: unless-stopped</w:t>
         <w:br/>
-      </w:r>
-      <w:r>
-        <w:rPr>
-          <w:rFonts w:ascii="Consolas" w:hAnsi="Consolas"/>
-          <w:sz w:val="15"/>
-          <w:rFonts w:ascii="Consolas" w:hAnsi="Consolas"/>
-        </w:rPr>
         <w:t xml:space="preserve">    ports:</w:t>
         <w:br/>
-      </w:r>
-      <w:r>
-        <w:rPr>
-          <w:rFonts w:ascii="Consolas" w:hAnsi="Consolas"/>
-          <w:sz w:val="15"/>
-          <w:rFonts w:ascii="Consolas" w:hAnsi="Consolas"/>
-        </w:rPr>
         <w:t xml:space="preserve">      - "5173:5173"</w:t>
         <w:br/>
-      </w:r>
-      <w:r>
-        <w:rPr>
-          <w:rFonts w:ascii="Consolas" w:hAnsi="Consolas"/>
-          <w:sz w:val="15"/>
-          <w:rFonts w:ascii="Consolas" w:hAnsi="Consolas"/>
-        </w:rPr>
         <w:t xml:space="preserve">    depends_on:</w:t>
         <w:br/>
-      </w:r>
-      <w:r>
-        <w:rPr>
-          <w:rFonts w:ascii="Consolas" w:hAnsi="Consolas"/>
-          <w:sz w:val="15"/>
-          <w:rFonts w:ascii="Consolas" w:hAnsi="Consolas"/>
-        </w:rPr>
         <w:t xml:space="preserve">      keycloak:</w:t>
         <w:br/>
-      </w:r>
-      <w:r>
-        <w:rPr>
-          <w:rFonts w:ascii="Consolas" w:hAnsi="Consolas"/>
-          <w:sz w:val="15"/>
-          <w:rFonts w:ascii="Consolas" w:hAnsi="Consolas"/>
-        </w:rPr>
         <w:t xml:space="preserve">        condition: service_healthy</w:t>
         <w:br/>
-      </w:r>
-      <w:r>
-        <w:rPr>
-          <w:rFonts w:ascii="Consolas" w:hAnsi="Consolas"/>
-          <w:sz w:val="15"/>
-          <w:rFonts w:ascii="Consolas" w:hAnsi="Consolas"/>
-        </w:rPr>
         <w:t xml:space="preserve">      api:</w:t>
         <w:br/>
-      </w:r>
-      <w:r>
-        <w:rPr>
-          <w:rFonts w:ascii="Consolas" w:hAnsi="Consolas"/>
-          <w:sz w:val="15"/>
-          <w:rFonts w:ascii="Consolas" w:hAnsi="Consolas"/>
-        </w:rPr>
         <w:t xml:space="preserve">        condition: service_healthy</w:t>
         <w:br/>
-      </w:r>
-      <w:r>
-        <w:rPr>
-          <w:rFonts w:ascii="Consolas" w:hAnsi="Consolas"/>
-          <w:sz w:val="15"/>
-          <w:rFonts w:ascii="Consolas" w:hAnsi="Consolas"/>
-        </w:rPr>
         <w:t xml:space="preserve"> </w:t>
         <w:br/>
-      </w:r>
-      <w:r>
-        <w:rPr>
-          <w:rFonts w:ascii="Consolas" w:hAnsi="Consolas"/>
-          <w:sz w:val="15"/>
-          <w:rFonts w:ascii="Consolas" w:hAnsi="Consolas"/>
-        </w:rPr>
         <w:t xml:space="preserve">  dashboard:</w:t>
         <w:br/>
-      </w:r>
-      <w:r>
-        <w:rPr>
-          <w:rFonts w:ascii="Consolas" w:hAnsi="Consolas"/>
-          <w:sz w:val="15"/>
-          <w:rFonts w:ascii="Consolas" w:hAnsi="Consolas"/>
-        </w:rPr>
         <w:t xml:space="preserve">    build:</w:t>
         <w:br/>
-      </w:r>
-      <w:r>
-        <w:rPr>
-          <w:rFonts w:ascii="Consolas" w:hAnsi="Consolas"/>
-          <w:sz w:val="15"/>
-          <w:rFonts w:ascii="Consolas" w:hAnsi="Consolas"/>
-        </w:rPr>
         <w:t xml:space="preserve">      context: ./dash-integra-esavi</w:t>
         <w:br/>
-      </w:r>
-      <w:r>
-        <w:rPr>
-          <w:rFonts w:ascii="Consolas" w:hAnsi="Consolas"/>
-          <w:sz w:val="15"/>
-          <w:rFonts w:ascii="Consolas" w:hAnsi="Consolas"/>
-        </w:rPr>
         <w:t xml:space="preserve">      dockerfile: Dockerfile</w:t>
         <w:br/>
-      </w:r>
-      <w:r>
-        <w:rPr>
-          <w:rFonts w:ascii="Consolas" w:hAnsi="Consolas"/>
-          <w:sz w:val="15"/>
-          <w:rFonts w:ascii="Consolas" w:hAnsi="Consolas"/>
-        </w:rPr>
         <w:t xml:space="preserve">    container_name: dashboard_esavi</w:t>
         <w:br/>
-      </w:r>
-      <w:r>
-        <w:rPr>
-          <w:rFonts w:ascii="Consolas" w:hAnsi="Consolas"/>
-          <w:sz w:val="15"/>
-          <w:rFonts w:ascii="Consolas" w:hAnsi="Consolas"/>
-        </w:rPr>
         <w:t xml:space="preserve">    restart: unless-stopped</w:t>
         <w:br/>
-      </w:r>
-      <w:r>
-        <w:rPr>
-          <w:rFonts w:ascii="Consolas" w:hAnsi="Consolas"/>
-          <w:sz w:val="15"/>
-          <w:rFonts w:ascii="Consolas" w:hAnsi="Consolas"/>
-        </w:rPr>
         <w:t xml:space="preserve">    environment:</w:t>
         <w:br/>
-      </w:r>
-      <w:r>
-        <w:rPr>
-          <w:rFonts w:ascii="Consolas" w:hAnsi="Consolas"/>
-          <w:sz w:val="15"/>
-          <w:rFonts w:ascii="Consolas" w:hAnsi="Consolas"/>
-        </w:rPr>
         <w:t xml:space="preserve">      DB_HOST: postgres</w:t>
         <w:br/>
-      </w:r>
-      <w:r>
-        <w:rPr>
-          <w:rFonts w:ascii="Consolas" w:hAnsi="Consolas"/>
-          <w:sz w:val="15"/>
-          <w:rFonts w:ascii="Consolas" w:hAnsi="Consolas"/>
-        </w:rPr>
         <w:t xml:space="preserve">      DB_PORT: "5432"</w:t>
         <w:br/>
-      </w:r>
-      <w:r>
-        <w:rPr>
-          <w:rFonts w:ascii="Consolas" w:hAnsi="Consolas"/>
-          <w:sz w:val="15"/>
-          <w:rFonts w:ascii="Consolas" w:hAnsi="Consolas"/>
-        </w:rPr>
         <w:t xml:space="preserve">      DB_NAME: dhi_esavi</w:t>
         <w:br/>
-      </w:r>
-      <w:r>
-        <w:rPr>
-          <w:rFonts w:ascii="Consolas" w:hAnsi="Consolas"/>
-          <w:sz w:val="15"/>
-          <w:rFonts w:ascii="Consolas" w:hAnsi="Consolas"/>
-        </w:rPr>
         <w:t xml:space="preserve">      DB_USER: dhis</w:t>
         <w:br/>
-      </w:r>
-      <w:r>
-        <w:rPr>
-          <w:rFonts w:ascii="Consolas" w:hAnsi="Consolas"/>
-          <w:sz w:val="15"/>
-          <w:rFonts w:ascii="Consolas" w:hAnsi="Consolas"/>
-        </w:rPr>
         <w:t xml:space="preserve">      DB_PASS: dhis</w:t>
         <w:br/>
-      </w:r>
-      <w:r>
-        <w:rPr>
-          <w:rFonts w:ascii="Consolas" w:hAnsi="Consolas"/>
-          <w:sz w:val="15"/>
-          <w:rFonts w:ascii="Consolas" w:hAnsi="Consolas"/>
-        </w:rPr>
-        <w:t xml:space="preserve">      LOG_ACCESS_ATTEMPTS: "true"</w:t>
-        <w:br/>
-      </w:r>
-      <w:r>
-        <w:rPr>
-          <w:rFonts w:ascii="Consolas" w:hAnsi="Consolas"/>
-          <w:sz w:val="15"/>
-          <w:rFonts w:ascii="Consolas" w:hAnsi="Consolas"/>
-        </w:rPr>
-        <w:t xml:space="preserve">      LOG_FILE_PATH: /app/logs/access.log</w:t>
-        <w:br/>
-      </w:r>
-      <w:r>
-        <w:rPr>
-          <w:rFonts w:ascii="Consolas" w:hAnsi="Consolas"/>
-          <w:sz w:val="15"/>
-          <w:rFonts w:ascii="Consolas" w:hAnsi="Consolas"/>
-        </w:rPr>
         <w:t xml:space="preserve">      DUCKDB_PATH: /app/datos/esavi.duckdb</w:t>
         <w:br/>
-      </w:r>
-      <w:r>
-        <w:rPr>
-          <w:rFonts w:ascii="Consolas" w:hAnsi="Consolas"/>
-          <w:sz w:val="15"/>
-          <w:rFonts w:ascii="Consolas" w:hAnsi="Consolas"/>
-        </w:rPr>
         <w:t xml:space="preserve">      INTEGRA_APP_URL: http://localhost:5173</w:t>
         <w:br/>
-      </w:r>
-      <w:r>
-        <w:rPr>
-          <w:rFonts w:ascii="Consolas" w:hAnsi="Consolas"/>
-          <w:sz w:val="15"/>
-          <w:rFonts w:ascii="Consolas" w:hAnsi="Consolas"/>
-        </w:rPr>
         <w:t xml:space="preserve">      VITE_KEYCLOAK_URL: ${VITE_KEYCLOAK_URL:-http://localhost:8080}</w:t>
         <w:br/>
-      </w:r>
-      <w:r>
-        <w:rPr>
-          <w:rFonts w:ascii="Consolas" w:hAnsi="Consolas"/>
-          <w:sz w:val="15"/>
-          <w:rFonts w:ascii="Consolas" w:hAnsi="Consolas"/>
-        </w:rPr>
         <w:t xml:space="preserve">      VITE_KEYCLOAK_REALM: ${VITE_KEYCLOAK_REALM:-integra-esavi}</w:t>
         <w:br/>
-      </w:r>
-      <w:r>
-        <w:rPr>
-          <w:rFonts w:ascii="Consolas" w:hAnsi="Consolas"/>
-          <w:sz w:val="15"/>
-          <w:rFonts w:ascii="Consolas" w:hAnsi="Consolas"/>
-        </w:rPr>
         <w:t xml:space="preserve">      VITE_KEYCLOAK_CLIENT_ID: ${VITE_KEYCLOAK_CLIENT_ID:-integra-esavi-client}</w:t>
         <w:br/>
-      </w:r>
-      <w:r>
-        <w:rPr>
-          <w:rFonts w:ascii="Consolas" w:hAnsi="Consolas"/>
-          <w:sz w:val="15"/>
-          <w:rFonts w:ascii="Consolas" w:hAnsi="Consolas"/>
-        </w:rPr>
         <w:t xml:space="preserve">    ports:</w:t>
         <w:br/>
-      </w:r>
-      <w:r>
-        <w:rPr>
-          <w:rFonts w:ascii="Consolas" w:hAnsi="Consolas"/>
-          <w:sz w:val="15"/>
-          <w:rFonts w:ascii="Consolas" w:hAnsi="Consolas"/>
-        </w:rPr>
         <w:t xml:space="preserve">      - "3838:80"</w:t>
         <w:br/>
-      </w:r>
-      <w:r>
-        <w:rPr>
-          <w:rFonts w:ascii="Consolas" w:hAnsi="Consolas"/>
-          <w:sz w:val="15"/>
-          <w:rFonts w:ascii="Consolas" w:hAnsi="Consolas"/>
-        </w:rPr>
         <w:t xml:space="preserve">    volumes:</w:t>
         <w:br/>
-      </w:r>
-      <w:r>
-        <w:rPr>
-          <w:rFonts w:ascii="Consolas" w:hAnsi="Consolas"/>
-          <w:sz w:val="15"/>
-          <w:rFonts w:ascii="Consolas" w:hAnsi="Consolas"/>
-        </w:rPr>
         <w:t xml:space="preserve">      - ./dash-integra-esavi/datos:/app/datos</w:t>
         <w:br/>
-      </w:r>
-      <w:r>
-        <w:rPr>
-          <w:rFonts w:ascii="Consolas" w:hAnsi="Consolas"/>
-          <w:sz w:val="15"/>
-          <w:rFonts w:ascii="Consolas" w:hAnsi="Consolas"/>
-        </w:rPr>
         <w:t xml:space="preserve">      - ./dash-integra-esavi/fuente_de_datos:/app/fuente_de_datos</w:t>
         <w:br/>
-      </w:r>
-      <w:r>
-        <w:rPr>
-          <w:rFonts w:ascii="Consolas" w:hAnsi="Consolas"/>
-          <w:sz w:val="15"/>
-          <w:rFonts w:ascii="Consolas" w:hAnsi="Consolas"/>
-        </w:rPr>
         <w:t xml:space="preserve">      - ./dash-integra-esavi/logs:/app/logs</w:t>
         <w:br/>
-      </w:r>
-      <w:r>
-        <w:rPr>
-          <w:rFonts w:ascii="Consolas" w:hAnsi="Consolas"/>
-          <w:sz w:val="15"/>
-          <w:rFonts w:ascii="Consolas" w:hAnsi="Consolas"/>
-        </w:rPr>
         <w:t xml:space="preserve">      # esavi.duckdb lo genera el api; se monta de solo lectura para el dashboard.</w:t>
         <w:br/>
-      </w:r>
-      <w:r>
-        <w:rPr>
-          <w:rFonts w:ascii="Consolas" w:hAnsi="Consolas"/>
-          <w:sz w:val="15"/>
-          <w:rFonts w:ascii="Consolas" w:hAnsi="Consolas"/>
-        </w:rPr>
         <w:t xml:space="preserve">      - ./api-integra-esavi/datos/esavi.duckdb:/app/datos/esavi.duckdb:ro</w:t>
         <w:br/>
-      </w:r>
-      <w:r>
-        <w:rPr>
-          <w:rFonts w:ascii="Consolas" w:hAnsi="Consolas"/>
-          <w:sz w:val="15"/>
-          <w:rFonts w:ascii="Consolas" w:hAnsi="Consolas"/>
-        </w:rPr>
         <w:t xml:space="preserve">    healthcheck:</w:t>
         <w:br/>
-      </w:r>
-      <w:r>
-        <w:rPr>
-          <w:rFonts w:ascii="Consolas" w:hAnsi="Consolas"/>
-          <w:sz w:val="15"/>
-          <w:rFonts w:ascii="Consolas" w:hAnsi="Consolas"/>
-        </w:rPr>
         <w:t xml:space="preserve">      test: ["CMD", "curl", "-sf", "http://localhost:80/"]</w:t>
         <w:br/>
-      </w:r>
-      <w:r>
-        <w:rPr>
-          <w:rFonts w:ascii="Consolas" w:hAnsi="Consolas"/>
-          <w:sz w:val="15"/>
-          <w:rFonts w:ascii="Consolas" w:hAnsi="Consolas"/>
-        </w:rPr>
         <w:t xml:space="preserve">      interval: 30s</w:t>
         <w:br/>
-      </w:r>
-      <w:r>
-        <w:rPr>
-          <w:rFonts w:ascii="Consolas" w:hAnsi="Consolas"/>
-          <w:sz w:val="15"/>
-          <w:rFonts w:ascii="Consolas" w:hAnsi="Consolas"/>
-        </w:rPr>
         <w:t xml:space="preserve">      timeout: 10s</w:t>
         <w:br/>
-      </w:r>
-      <w:r>
-        <w:rPr>
-          <w:rFonts w:ascii="Consolas" w:hAnsi="Consolas"/>
-          <w:sz w:val="15"/>
-          <w:rFonts w:ascii="Consolas" w:hAnsi="Consolas"/>
-        </w:rPr>
         <w:t xml:space="preserve">      retries: 3</w:t>
         <w:br/>
-      </w:r>
-      <w:r>
-        <w:rPr>
-          <w:rFonts w:ascii="Consolas" w:hAnsi="Consolas"/>
-          <w:sz w:val="15"/>
-          <w:rFonts w:ascii="Consolas" w:hAnsi="Consolas"/>
-        </w:rPr>
         <w:t xml:space="preserve">      start_period: 90s</w:t>
         <w:br/>
-      </w:r>
-      <w:r>
-        <w:rPr>
-          <w:rFonts w:ascii="Consolas" w:hAnsi="Consolas"/>
-          <w:sz w:val="15"/>
-          <w:rFonts w:ascii="Consolas" w:hAnsi="Consolas"/>
-        </w:rPr>
         <w:t xml:space="preserve">    depends_on:</w:t>
         <w:br/>
-      </w:r>
-      <w:r>
-        <w:rPr>
-          <w:rFonts w:ascii="Consolas" w:hAnsi="Consolas"/>
-          <w:sz w:val="15"/>
-          <w:rFonts w:ascii="Consolas" w:hAnsi="Consolas"/>
-        </w:rPr>
         <w:t xml:space="preserve">      db-init:</w:t>
         <w:br/>
-      </w:r>
-      <w:r>
-        <w:rPr>
-          <w:rFonts w:ascii="Consolas" w:hAnsi="Consolas"/>
-          <w:sz w:val="15"/>
-          <w:rFonts w:ascii="Consolas" w:hAnsi="Consolas"/>
-        </w:rPr>
         <w:t xml:space="preserve">        condition: service_completed_successfully</w:t>
         <w:br/>
-      </w:r>
-      <w:r>
-        <w:rPr>
-          <w:rFonts w:ascii="Consolas" w:hAnsi="Consolas"/>
-          <w:sz w:val="15"/>
-          <w:rFonts w:ascii="Consolas" w:hAnsi="Consolas"/>
-        </w:rPr>
         <w:t xml:space="preserve"> </w:t>
         <w:br/>
-      </w:r>
-      <w:r>
-        <w:rPr>
-          <w:rFonts w:ascii="Consolas" w:hAnsi="Consolas"/>
-          <w:sz w:val="15"/>
-          <w:rFonts w:ascii="Consolas" w:hAnsi="Consolas"/>
-        </w:rPr>
         <w:t xml:space="preserve">  # ── Opcionales: solo con `--profile proxy` (ver notas arriba) ────────────────</w:t>
         <w:br/>
-      </w:r>
-      <w:r>
-        <w:rPr>
-          <w:rFonts w:ascii="Consolas" w:hAnsi="Consolas"/>
-          <w:sz w:val="15"/>
-          <w:rFonts w:ascii="Consolas" w:hAnsi="Consolas"/>
-        </w:rPr>
         <w:t xml:space="preserve">  oauth2-proxy:</w:t>
         <w:br/>
-      </w:r>
-      <w:r>
-        <w:rPr>
-          <w:rFonts w:ascii="Consolas" w:hAnsi="Consolas"/>
-          <w:sz w:val="15"/>
-          <w:rFonts w:ascii="Consolas" w:hAnsi="Consolas"/>
-        </w:rPr>
         <w:t xml:space="preserve">    image: quay.io/oauth2-proxy/oauth2-proxy:v7.6.0</w:t>
         <w:br/>
-      </w:r>
-      <w:r>
-        <w:rPr>
-          <w:rFonts w:ascii="Consolas" w:hAnsi="Consolas"/>
-          <w:sz w:val="15"/>
-          <w:rFonts w:ascii="Consolas" w:hAnsi="Consolas"/>
-        </w:rPr>
         <w:t xml:space="preserve">    container_name: esavi_oauth2_proxy</w:t>
         <w:br/>
-      </w:r>
-      <w:r>
-        <w:rPr>
-          <w:rFonts w:ascii="Consolas" w:hAnsi="Consolas"/>
-          <w:sz w:val="15"/>
-          <w:rFonts w:ascii="Consolas" w:hAnsi="Consolas"/>
-        </w:rPr>
         <w:t xml:space="preserve">    restart: unless-stopped</w:t>
         <w:br/>
-      </w:r>
-      <w:r>
-        <w:rPr>
-          <w:rFonts w:ascii="Consolas" w:hAnsi="Consolas"/>
-          <w:sz w:val="15"/>
-          <w:rFonts w:ascii="Consolas" w:hAnsi="Consolas"/>
-        </w:rPr>
         <w:t xml:space="preserve">    profiles: ["proxy"]</w:t>
         <w:br/>
-      </w:r>
-      <w:r>
-        <w:rPr>
-          <w:rFonts w:ascii="Consolas" w:hAnsi="Consolas"/>
-          <w:sz w:val="15"/>
-          <w:rFonts w:ascii="Consolas" w:hAnsi="Consolas"/>
-        </w:rPr>
         <w:t xml:space="preserve">    command:</w:t>
         <w:br/>
-      </w:r>
-      <w:r>
-        <w:rPr>
-          <w:rFonts w:ascii="Consolas" w:hAnsi="Consolas"/>
-          <w:sz w:val="15"/>
-          <w:rFonts w:ascii="Consolas" w:hAnsi="Consolas"/>
-        </w:rPr>
         <w:t xml:space="preserve">      - --provider=keycloak-oidc</w:t>
         <w:br/>
-      </w:r>
-      <w:r>
-        <w:rPr>
-          <w:rFonts w:ascii="Consolas" w:hAnsi="Consolas"/>
-          <w:sz w:val="15"/>
-          <w:rFonts w:ascii="Consolas" w:hAnsi="Consolas"/>
-        </w:rPr>
         <w:t xml:space="preserve">      - --client-id=dash-integra-esavi-client</w:t>
         <w:br/>
-      </w:r>
-      <w:r>
-        <w:rPr>
-          <w:rFonts w:ascii="Consolas" w:hAnsi="Consolas"/>
-          <w:sz w:val="15"/>
-          <w:rFonts w:ascii="Consolas" w:hAnsi="Consolas"/>
-        </w:rPr>
         <w:t xml:space="preserve">      - --client-secret=${OAUTH2_CLIENT_SECRET}</w:t>
         <w:br/>
-      </w:r>
-      <w:r>
-        <w:rPr>
-          <w:rFonts w:ascii="Consolas" w:hAnsi="Consolas"/>
-          <w:sz w:val="15"/>
-          <w:rFonts w:ascii="Consolas" w:hAnsi="Consolas"/>
-        </w:rPr>
         <w:t xml:space="preserve">      - --oidc-issuer-url=http://keycloak:8080/realms/integra-esavi</w:t>
         <w:br/>
-      </w:r>
-      <w:r>
-        <w:rPr>
-          <w:rFonts w:ascii="Consolas" w:hAnsi="Consolas"/>
-          <w:sz w:val="15"/>
-          <w:rFonts w:ascii="Consolas" w:hAnsi="Consolas"/>
-        </w:rPr>
         <w:t xml:space="preserve">      - --redirect-url=${OAUTH2_REDIRECT_URL:-http://localhost/oauth2/callback}</w:t>
         <w:br/>
-      </w:r>
-      <w:r>
-        <w:rPr>
-          <w:rFonts w:ascii="Consolas" w:hAnsi="Consolas"/>
-          <w:sz w:val="15"/>
-          <w:rFonts w:ascii="Consolas" w:hAnsi="Consolas"/>
-        </w:rPr>
         <w:t xml:space="preserve">      - --upstream=http://dashboard:80</w:t>
         <w:br/>
-      </w:r>
-      <w:r>
-        <w:rPr>
-          <w:rFonts w:ascii="Consolas" w:hAnsi="Consolas"/>
-          <w:sz w:val="15"/>
-          <w:rFonts w:ascii="Consolas" w:hAnsi="Consolas"/>
-        </w:rPr>
         <w:t xml:space="preserve">      - --http-address=0.0.0.0:4180</w:t>
         <w:br/>
-      </w:r>
-      <w:r>
-        <w:rPr>
-          <w:rFonts w:ascii="Consolas" w:hAnsi="Consolas"/>
-          <w:sz w:val="15"/>
-          <w:rFonts w:ascii="Consolas" w:hAnsi="Consolas"/>
-        </w:rPr>
         <w:t xml:space="preserve">      - --cookie-secret=${OAUTH2_COOKIE_SECRET}</w:t>
         <w:br/>
-      </w:r>
-      <w:r>
-        <w:rPr>
-          <w:rFonts w:ascii="Consolas" w:hAnsi="Consolas"/>
-          <w:sz w:val="15"/>
-          <w:rFonts w:ascii="Consolas" w:hAnsi="Consolas"/>
-        </w:rPr>
         <w:t xml:space="preserve">      - --cookie-secure=false</w:t>
         <w:br/>
-      </w:r>
-      <w:r>
-        <w:rPr>
-          <w:rFonts w:ascii="Consolas" w:hAnsi="Consolas"/>
-          <w:sz w:val="15"/>
-          <w:rFonts w:ascii="Consolas" w:hAnsi="Consolas"/>
-        </w:rPr>
         <w:t xml:space="preserve">      - --cookie-name=_esavi_session</w:t>
         <w:br/>
-      </w:r>
-      <w:r>
-        <w:rPr>
-          <w:rFonts w:ascii="Consolas" w:hAnsi="Consolas"/>
-          <w:sz w:val="15"/>
-          <w:rFonts w:ascii="Consolas" w:hAnsi="Consolas"/>
-        </w:rPr>
         <w:t xml:space="preserve">      - --email-domain=*</w:t>
         <w:br/>
-      </w:r>
-      <w:r>
-        <w:rPr>
-          <w:rFonts w:ascii="Consolas" w:hAnsi="Consolas"/>
-          <w:sz w:val="15"/>
-          <w:rFonts w:ascii="Consolas" w:hAnsi="Consolas"/>
-        </w:rPr>
         <w:t xml:space="preserve">      - --allowed-role=integra-esavi:analitic</w:t>
         <w:br/>
-      </w:r>
-      <w:r>
-        <w:rPr>
-          <w:rFonts w:ascii="Consolas" w:hAnsi="Consolas"/>
-          <w:sz w:val="15"/>
-          <w:rFonts w:ascii="Consolas" w:hAnsi="Consolas"/>
-        </w:rPr>
         <w:t xml:space="preserve">      - --allowed-role=integra-esavi:arcsa</w:t>
         <w:br/>
-      </w:r>
-      <w:r>
-        <w:rPr>
-          <w:rFonts w:ascii="Consolas" w:hAnsi="Consolas"/>
-          <w:sz w:val="15"/>
-          <w:rFonts w:ascii="Consolas" w:hAnsi="Consolas"/>
-        </w:rPr>
         <w:t xml:space="preserve">      - --allowed-role=integra-esavi:dhis</w:t>
         <w:br/>
-      </w:r>
-      <w:r>
-        <w:rPr>
-          <w:rFonts w:ascii="Consolas" w:hAnsi="Consolas"/>
-          <w:sz w:val="15"/>
-          <w:rFonts w:ascii="Consolas" w:hAnsi="Consolas"/>
-        </w:rPr>
         <w:t xml:space="preserve">      - --allowed-role=integra-esavi:paho</w:t>
         <w:br/>
-      </w:r>
-      <w:r>
-        <w:rPr>
-          <w:rFonts w:ascii="Consolas" w:hAnsi="Consolas"/>
-          <w:sz w:val="15"/>
-          <w:rFonts w:ascii="Consolas" w:hAnsi="Consolas"/>
-        </w:rPr>
         <w:t xml:space="preserve">      - --set-xauthrequest=true</w:t>
         <w:br/>
-      </w:r>
-      <w:r>
-        <w:rPr>
-          <w:rFonts w:ascii="Consolas" w:hAnsi="Consolas"/>
-          <w:sz w:val="15"/>
-          <w:rFonts w:ascii="Consolas" w:hAnsi="Consolas"/>
-        </w:rPr>
         <w:t xml:space="preserve">      - --pass-user-headers=true</w:t>
         <w:br/>
-      </w:r>
-      <w:r>
-        <w:rPr>
-          <w:rFonts w:ascii="Consolas" w:hAnsi="Consolas"/>
-          <w:sz w:val="15"/>
-          <w:rFonts w:ascii="Consolas" w:hAnsi="Consolas"/>
-        </w:rPr>
         <w:t xml:space="preserve">    depends_on:</w:t>
         <w:br/>
-      </w:r>
-      <w:r>
-        <w:rPr>
-          <w:rFonts w:ascii="Consolas" w:hAnsi="Consolas"/>
-          <w:sz w:val="15"/>
-          <w:rFonts w:ascii="Consolas" w:hAnsi="Consolas"/>
-        </w:rPr>
         <w:t xml:space="preserve">      dashboard:</w:t>
         <w:br/>
-      </w:r>
-      <w:r>
-        <w:rPr>
-          <w:rFonts w:ascii="Consolas" w:hAnsi="Consolas"/>
-          <w:sz w:val="15"/>
-          <w:rFonts w:ascii="Consolas" w:hAnsi="Consolas"/>
-        </w:rPr>
         <w:t xml:space="preserve">        condition: service_healthy</w:t>
         <w:br/>
-      </w:r>
-      <w:r>
-        <w:rPr>
-          <w:rFonts w:ascii="Consolas" w:hAnsi="Consolas"/>
-          <w:sz w:val="15"/>
-          <w:rFonts w:ascii="Consolas" w:hAnsi="Consolas"/>
-        </w:rPr>
         <w:t xml:space="preserve"> </w:t>
         <w:br/>
-      </w:r>
-      <w:r>
-        <w:rPr>
-          <w:rFonts w:ascii="Consolas" w:hAnsi="Consolas"/>
-          <w:sz w:val="15"/>
-          <w:rFonts w:ascii="Consolas" w:hAnsi="Consolas"/>
-        </w:rPr>
         <w:t xml:space="preserve">  dash-nginx:</w:t>
         <w:br/>
-      </w:r>
-      <w:r>
-        <w:rPr>
-          <w:rFonts w:ascii="Consolas" w:hAnsi="Consolas"/>
-          <w:sz w:val="15"/>
-          <w:rFonts w:ascii="Consolas" w:hAnsi="Consolas"/>
-        </w:rPr>
         <w:t xml:space="preserve">    image: nginx:1.27-alpine</w:t>
         <w:br/>
-      </w:r>
-      <w:r>
-        <w:rPr>
-          <w:rFonts w:ascii="Consolas" w:hAnsi="Consolas"/>
-          <w:sz w:val="15"/>
-          <w:rFonts w:ascii="Consolas" w:hAnsi="Consolas"/>
-        </w:rPr>
         <w:t xml:space="preserve">    container_name: esavi_nginx</w:t>
         <w:br/>
-      </w:r>
-      <w:r>
-        <w:rPr>
-          <w:rFonts w:ascii="Consolas" w:hAnsi="Consolas"/>
-          <w:sz w:val="15"/>
-          <w:rFonts w:ascii="Consolas" w:hAnsi="Consolas"/>
-        </w:rPr>
         <w:t xml:space="preserve">    restart: unless-stopped</w:t>
         <w:br/>
-      </w:r>
-      <w:r>
-        <w:rPr>
-          <w:rFonts w:ascii="Consolas" w:hAnsi="Consolas"/>
-          <w:sz w:val="15"/>
-          <w:rFonts w:ascii="Consolas" w:hAnsi="Consolas"/>
-        </w:rPr>
         <w:t xml:space="preserve">    profiles: ["proxy"]</w:t>
         <w:br/>
-      </w:r>
-      <w:r>
-        <w:rPr>
-          <w:rFonts w:ascii="Consolas" w:hAnsi="Consolas"/>
-          <w:sz w:val="15"/>
-          <w:rFonts w:ascii="Consolas" w:hAnsi="Consolas"/>
-        </w:rPr>
         <w:t xml:space="preserve">    ports:</w:t>
         <w:br/>
-      </w:r>
-      <w:r>
-        <w:rPr>
-          <w:rFonts w:ascii="Consolas" w:hAnsi="Consolas"/>
-          <w:sz w:val="15"/>
-          <w:rFonts w:ascii="Consolas" w:hAnsi="Consolas"/>
-        </w:rPr>
         <w:t xml:space="preserve">      - "80:80"</w:t>
         <w:br/>
-      </w:r>
-      <w:r>
-        <w:rPr>
-          <w:rFonts w:ascii="Consolas" w:hAnsi="Consolas"/>
-          <w:sz w:val="15"/>
-          <w:rFonts w:ascii="Consolas" w:hAnsi="Consolas"/>
-        </w:rPr>
         <w:t xml:space="preserve">      - "443:443"</w:t>
         <w:br/>
-      </w:r>
-      <w:r>
-        <w:rPr>
-          <w:rFonts w:ascii="Consolas" w:hAnsi="Consolas"/>
-          <w:sz w:val="15"/>
-          <w:rFonts w:ascii="Consolas" w:hAnsi="Consolas"/>
-        </w:rPr>
         <w:t xml:space="preserve">    volumes:</w:t>
         <w:br/>
-      </w:r>
-      <w:r>
-        <w:rPr>
-          <w:rFonts w:ascii="Consolas" w:hAnsi="Consolas"/>
-          <w:sz w:val="15"/>
-          <w:rFonts w:ascii="Consolas" w:hAnsi="Consolas"/>
-        </w:rPr>
         <w:t xml:space="preserve">      - ./dash-integra-esavi/nginx/nginx.conf:/etc/nginx/conf.d/default.conf:ro</w:t>
         <w:br/>
-      </w:r>
-      <w:r>
-        <w:rPr>
-          <w:rFonts w:ascii="Consolas" w:hAnsi="Consolas"/>
-          <w:sz w:val="15"/>
-          <w:rFonts w:ascii="Consolas" w:hAnsi="Consolas"/>
-        </w:rPr>
         <w:t xml:space="preserve">      - ./dash-integra-esavi/nginx/certs:/etc/nginx/certs:ro</w:t>
         <w:br/>
-      </w:r>
-      <w:r>
-        <w:rPr>
-          <w:rFonts w:ascii="Consolas" w:hAnsi="Consolas"/>
-          <w:sz w:val="15"/>
-          <w:rFonts w:ascii="Consolas" w:hAnsi="Consolas"/>
-        </w:rPr>
         <w:t xml:space="preserve">    depends_on:</w:t>
         <w:br/>
-      </w:r>
-      <w:r>
-        <w:rPr>
-          <w:rFonts w:ascii="Consolas" w:hAnsi="Consolas"/>
-          <w:sz w:val="15"/>
-          <w:rFonts w:ascii="Consolas" w:hAnsi="Consolas"/>
-        </w:rPr>
         <w:t xml:space="preserve">      - oauth2-proxy</w:t>
         <w:br/>
-      </w:r>
-      <w:r>
-        <w:rPr>
-          <w:rFonts w:ascii="Consolas" w:hAnsi="Consolas"/>
-          <w:sz w:val="15"/>
-          <w:rFonts w:ascii="Consolas" w:hAnsi="Consolas"/>
-        </w:rPr>
         <w:t xml:space="preserve"> </w:t>
         <w:br/>
-      </w:r>
-      <w:r>
-        <w:rPr>
-          <w:rFonts w:ascii="Consolas" w:hAnsi="Consolas"/>
-          <w:sz w:val="15"/>
-          <w:rFonts w:ascii="Consolas" w:hAnsi="Consolas"/>
-        </w:rPr>
         <w:t>volumes:</w:t>
         <w:br/>
-      </w:r>
-      <w:r>
-        <w:rPr>
-          <w:rFonts w:ascii="Consolas" w:hAnsi="Consolas"/>
-          <w:sz w:val="15"/>
-          <w:rFonts w:ascii="Consolas" w:hAnsi="Consolas"/>
-        </w:rPr>
         <w:t xml:space="preserve">  postgres_data:</w:t>
         <w:br/>
-      </w:r>
-      <w:r>
-        <w:rPr>
-          <w:rFonts w:ascii="Consolas" w:hAnsi="Consolas"/>
-          <w:sz w:val="15"/>
-          <w:rFonts w:ascii="Consolas" w:hAnsi="Consolas"/>
-        </w:rPr>
         <w:t xml:space="preserve"> </w:t>
       </w:r>
     </w:p>
@@ -3846,837 +2259,157 @@
         <w:rPr>
           <w:rFonts w:ascii="Consolas" w:hAnsi="Consolas"/>
           <w:sz w:val="16"/>
-          <w:rFonts w:ascii="Consolas" w:hAnsi="Consolas"/>
         </w:rPr>
         <w:t>## Usadas por docker-compose.yaml para hornear el build del frontend (app-integra-esavi)</w:t>
         <w:br/>
-      </w:r>
-      <w:r>
-        <w:rPr>
-          <w:rFonts w:ascii="Consolas" w:hAnsi="Consolas"/>
-          <w:sz w:val="16"/>
-          <w:rFonts w:ascii="Consolas" w:hAnsi="Consolas"/>
-        </w:rPr>
-        <w:t>VITE_API_KEY=6PxFc1GiLz8i2EWuJkj9qrJOrqjTNW4h</w:t>
-        <w:br/>
-      </w:r>
-      <w:r>
-        <w:rPr>
-          <w:rFonts w:ascii="Consolas" w:hAnsi="Consolas"/>
-          <w:sz w:val="16"/>
-          <w:rFonts w:ascii="Consolas" w:hAnsi="Consolas"/>
-        </w:rPr>
-        <w:t>VITE_ESAVI_DASHBOARD_TOKEN=ff077f9ffab37231143330481a589ec3b7f4de183a97cf149c93ebefc88adaeb</w:t>
-        <w:br/>
-      </w:r>
-      <w:r>
-        <w:rPr>
-          <w:rFonts w:ascii="Consolas" w:hAnsi="Consolas"/>
-          <w:sz w:val="16"/>
-          <w:rFonts w:ascii="Consolas" w:hAnsi="Consolas"/>
-        </w:rPr>
-        <w:t xml:space="preserve"> </w:t>
-        <w:br/>
-      </w:r>
-      <w:r>
-        <w:rPr>
-          <w:rFonts w:ascii="Consolas" w:hAnsi="Consolas"/>
-          <w:sz w:val="16"/>
-          <w:rFonts w:ascii="Consolas" w:hAnsi="Consolas"/>
-        </w:rPr>
+        <w:t>VITE_API_KEY=&lt;api_key_dev&gt;</w:t>
+        <w:br/>
+        <w:t>VITE_ESAVI_DASHBOARD_TOKEN=&lt;token_dashboard_dev&gt;</w:t>
+        <w:br/>
+        <w:br/>
         <w:t>##[DEV|PROD|TEST]</w:t>
         <w:br/>
-      </w:r>
-      <w:r>
-        <w:rPr>
-          <w:rFonts w:ascii="Consolas" w:hAnsi="Consolas"/>
-          <w:sz w:val="16"/>
-          <w:rFonts w:ascii="Consolas" w:hAnsi="Consolas"/>
-        </w:rPr>
         <w:t>ENV=DEV</w:t>
         <w:br/>
-      </w:r>
-      <w:r>
-        <w:rPr>
-          <w:rFonts w:ascii="Consolas" w:hAnsi="Consolas"/>
-          <w:sz w:val="16"/>
-          <w:rFonts w:ascii="Consolas" w:hAnsi="Consolas"/>
-        </w:rPr>
         <w:t>NODE_ENV=des</w:t>
         <w:br/>
-      </w:r>
-      <w:r>
-        <w:rPr>
-          <w:rFonts w:ascii="Consolas" w:hAnsi="Consolas"/>
-          <w:sz w:val="16"/>
-          <w:rFonts w:ascii="Consolas" w:hAnsi="Consolas"/>
-        </w:rPr>
         <w:t>PORT_DEFAULT=8081</w:t>
         <w:br/>
-      </w:r>
-      <w:r>
-        <w:rPr>
-          <w:rFonts w:ascii="Consolas" w:hAnsi="Consolas"/>
-          <w:sz w:val="16"/>
-          <w:rFonts w:ascii="Consolas" w:hAnsi="Consolas"/>
-        </w:rPr>
         <w:t>NAME_PROYECT=integra</w:t>
         <w:br/>
-      </w:r>
-      <w:r>
-        <w:rPr>
-          <w:rFonts w:ascii="Consolas" w:hAnsi="Consolas"/>
-          <w:sz w:val="16"/>
-          <w:rFonts w:ascii="Consolas" w:hAnsi="Consolas"/>
-        </w:rPr>
         <w:t>DETAIL_PROYECT="MICROSERVICIOS INTEGRA ESAVI"</w:t>
         <w:br/>
-      </w:r>
-      <w:r>
-        <w:rPr>
-          <w:rFonts w:ascii="Consolas" w:hAnsi="Consolas"/>
-          <w:sz w:val="16"/>
-          <w:rFonts w:ascii="Consolas" w:hAnsi="Consolas"/>
-        </w:rPr>
         <w:t>VERSION=1.0</w:t>
         <w:br/>
-      </w:r>
-      <w:r>
-        <w:rPr>
-          <w:rFonts w:ascii="Consolas" w:hAnsi="Consolas"/>
-          <w:sz w:val="16"/>
-          <w:rFonts w:ascii="Consolas" w:hAnsi="Consolas"/>
-        </w:rPr>
-        <w:t xml:space="preserve"> </w:t>
-        <w:br/>
-      </w:r>
-      <w:r>
-        <w:rPr>
-          <w:rFonts w:ascii="Consolas" w:hAnsi="Consolas"/>
-          <w:sz w:val="16"/>
-          <w:rFonts w:ascii="Consolas" w:hAnsi="Consolas"/>
-        </w:rPr>
+        <w:br/>
         <w:t># Zona horaria de Ecuador</w:t>
         <w:br/>
-      </w:r>
-      <w:r>
-        <w:rPr>
-          <w:rFonts w:ascii="Consolas" w:hAnsi="Consolas"/>
-          <w:sz w:val="16"/>
-          <w:rFonts w:ascii="Consolas" w:hAnsi="Consolas"/>
-        </w:rPr>
         <w:t>TZ=America/Guayaquil</w:t>
         <w:br/>
-      </w:r>
-      <w:r>
-        <w:rPr>
-          <w:rFonts w:ascii="Consolas" w:hAnsi="Consolas"/>
-          <w:sz w:val="16"/>
-          <w:rFonts w:ascii="Consolas" w:hAnsi="Consolas"/>
-        </w:rPr>
-        <w:t xml:space="preserve"> </w:t>
-        <w:br/>
-      </w:r>
-      <w:r>
-        <w:rPr>
-          <w:rFonts w:ascii="Consolas" w:hAnsi="Consolas"/>
-          <w:sz w:val="16"/>
-          <w:rFonts w:ascii="Consolas" w:hAnsi="Consolas"/>
-        </w:rPr>
-        <w:t># MEDDRA</w:t>
-        <w:br/>
-      </w:r>
-      <w:r>
-        <w:rPr>
-          <w:rFonts w:ascii="Consolas" w:hAnsi="Consolas"/>
-          <w:sz w:val="16"/>
-          <w:rFonts w:ascii="Consolas" w:hAnsi="Consolas"/>
-        </w:rPr>
-        <w:t># Credenciales (MED_GRANT_TYPE, MED_CLIENT_ID, MED_USER_NAME, MED_PASSWORD, MED_SCOPE)</w:t>
-        <w:br/>
-      </w:r>
-      <w:r>
-        <w:rPr>
-          <w:rFonts w:ascii="Consolas" w:hAnsi="Consolas"/>
-          <w:sz w:val="16"/>
-          <w:rFonts w:ascii="Consolas" w:hAnsi="Consolas"/>
-        </w:rPr>
-        <w:t># migradas a TC_PARAMETRO (módulo MEDDRA). Ver ParametroService.getValor().</w:t>
-        <w:br/>
-      </w:r>
-      <w:r>
-        <w:rPr>
-          <w:rFonts w:ascii="Consolas" w:hAnsi="Consolas"/>
-          <w:sz w:val="16"/>
-          <w:rFonts w:ascii="Consolas" w:hAnsi="Consolas"/>
-        </w:rPr>
-        <w:t>MED_URL_TOKEN=https://mid.meddra.org/connect/token</w:t>
-        <w:br/>
-      </w:r>
-      <w:r>
-        <w:rPr>
-          <w:rFonts w:ascii="Consolas" w:hAnsi="Consolas"/>
-          <w:sz w:val="16"/>
-          <w:rFonts w:ascii="Consolas" w:hAnsi="Consolas"/>
-        </w:rPr>
-        <w:t>MED_URL_API=https://mapisbx.meddra.org/api/search</w:t>
-        <w:br/>
-      </w:r>
-      <w:r>
-        <w:rPr>
-          <w:rFonts w:ascii="Consolas" w:hAnsi="Consolas"/>
-          <w:sz w:val="16"/>
-          <w:rFonts w:ascii="Consolas" w:hAnsi="Consolas"/>
-        </w:rPr>
-        <w:t xml:space="preserve"> </w:t>
-        <w:br/>
-      </w:r>
-      <w:r>
-        <w:rPr>
-          <w:rFonts w:ascii="Consolas" w:hAnsi="Consolas"/>
-          <w:sz w:val="16"/>
-          <w:rFonts w:ascii="Consolas" w:hAnsi="Consolas"/>
-        </w:rPr>
+        <w:br/>
+        <w:t># MEDDRA — todo el módulo (MED_URL_TOKEN, MED_URL_API, MED_GRANT_TYPE, MED_CLIENT_ID,</w:t>
+        <w:br/>
+        <w:t># MED_USER_NAME, MED_PASSWORD, MED_SCOPE) se lee desde TC_PARAMETRO, no desde el</w:t>
+        <w:br/>
+        <w:t># .env. Ver ParametroService.getValor() y sección 7.</w:t>
+        <w:br/>
+        <w:br/>
         <w:t>## WHODRUG DB</w:t>
         <w:br/>
-      </w:r>
-      <w:r>
-        <w:rPr>
-          <w:rFonts w:ascii="Consolas" w:hAnsi="Consolas"/>
-          <w:sz w:val="16"/>
-          <w:rFonts w:ascii="Consolas" w:hAnsi="Consolas"/>
-        </w:rPr>
-        <w:t>WHD_TRANSFORM_KEY=e6925c4819136e68a86bc263ae9dfaa21600a20d6913d1542a66df40ea51a91c</w:t>
-        <w:br/>
-      </w:r>
-      <w:r>
-        <w:rPr>
-          <w:rFonts w:ascii="Consolas" w:hAnsi="Consolas"/>
-          <w:sz w:val="16"/>
-          <w:rFonts w:ascii="Consolas" w:hAnsi="Consolas"/>
-        </w:rPr>
-        <w:t>WHD_TRANSFORM_IV=911014906bad4b7caea72bc72511d12d</w:t>
-        <w:br/>
-      </w:r>
-      <w:r>
-        <w:rPr>
-          <w:rFonts w:ascii="Consolas" w:hAnsi="Consolas"/>
-          <w:sz w:val="16"/>
-          <w:rFonts w:ascii="Consolas" w:hAnsi="Consolas"/>
-        </w:rPr>
-        <w:t xml:space="preserve"> </w:t>
-        <w:br/>
-      </w:r>
-      <w:r>
-        <w:rPr>
-          <w:rFonts w:ascii="Consolas" w:hAnsi="Consolas"/>
-          <w:sz w:val="16"/>
-          <w:rFonts w:ascii="Consolas" w:hAnsi="Consolas"/>
-        </w:rPr>
+        <w:t>WHD_TRANSFORM_KEY=&lt;clave_cifrado_whodrug&gt;</w:t>
+        <w:br/>
+        <w:t>WHD_TRANSFORM_IV=&lt;iv_cifrado_whodrug&gt;</w:t>
+        <w:br/>
+        <w:br/>
         <w:t>## PARAMETRO — llave maestra única de cifrado simétrico (AES-256-GCM) para TC_PARAMETRO.VALOR</w:t>
         <w:br/>
-      </w:r>
-      <w:r>
-        <w:rPr>
-          <w:rFonts w:ascii="Consolas" w:hAnsi="Consolas"/>
-          <w:sz w:val="16"/>
-          <w:rFonts w:ascii="Consolas" w:hAnsi="Consolas"/>
-        </w:rPr>
-        <w:t>PROD_ENCRYPTION_KEY=70bcbe455b5aec5d4c530fa39fa439b0841c62e115d9083bd8bf0dfed013687e</w:t>
-        <w:br/>
-      </w:r>
-      <w:r>
-        <w:rPr>
-          <w:rFonts w:ascii="Consolas" w:hAnsi="Consolas"/>
-          <w:sz w:val="16"/>
-          <w:rFonts w:ascii="Consolas" w:hAnsi="Consolas"/>
-        </w:rPr>
-        <w:t xml:space="preserve"> </w:t>
-        <w:br/>
-      </w:r>
-      <w:r>
-        <w:rPr>
-          <w:rFonts w:ascii="Consolas" w:hAnsi="Consolas"/>
-          <w:sz w:val="16"/>
-          <w:rFonts w:ascii="Consolas" w:hAnsi="Consolas"/>
-        </w:rPr>
-        <w:t>## WHODRUG API</w:t>
-        <w:br/>
-      </w:r>
-      <w:r>
-        <w:rPr>
-          <w:rFonts w:ascii="Consolas" w:hAnsi="Consolas"/>
-          <w:sz w:val="16"/>
-          <w:rFonts w:ascii="Consolas" w:hAnsi="Consolas"/>
-        </w:rPr>
-        <w:t># Credenciales (WHD_UMC_LICENSE_KEY, WHD_UMC_CLIENT_KEY) migradas a TC_PARAMETRO (módulo WHODRUG).</w:t>
-        <w:br/>
-      </w:r>
-      <w:r>
-        <w:rPr>
-          <w:rFonts w:ascii="Consolas" w:hAnsi="Consolas"/>
-          <w:sz w:val="16"/>
-          <w:rFonts w:ascii="Consolas" w:hAnsi="Consolas"/>
-        </w:rPr>
-        <w:t>WHD_API_URL=https://api.who-umc.org/</w:t>
-        <w:br/>
-      </w:r>
-      <w:r>
-        <w:rPr>
-          <w:rFonts w:ascii="Consolas" w:hAnsi="Consolas"/>
-          <w:sz w:val="16"/>
-          <w:rFonts w:ascii="Consolas" w:hAnsi="Consolas"/>
-        </w:rPr>
-        <w:t xml:space="preserve"> </w:t>
-        <w:br/>
-      </w:r>
-      <w:r>
-        <w:rPr>
-          <w:rFonts w:ascii="Consolas" w:hAnsi="Consolas"/>
-          <w:sz w:val="16"/>
-          <w:rFonts w:ascii="Consolas" w:hAnsi="Consolas"/>
-        </w:rPr>
+        <w:t>PROD_ENCRYPTION_KEY=&lt;clave_maestra_cifrado&gt;   # secreto real: no documentar en texto plano, gestionar en el secreto del entorno</w:t>
+        <w:br/>
+        <w:br/>
+        <w:t>## WHODRUG API — todo el módulo (WHD_API_URL, WHD_UMC_LICENSE_KEY, WHD_UMC_CLIENT_KEY)</w:t>
+        <w:br/>
+        <w:t># se lee desde TC_PARAMETRO, no desde el .env. Ver sección 7.</w:t>
+        <w:br/>
+        <w:br/>
         <w:t>## INTEGRA ESAVI DB DESARROLLO</w:t>
         <w:br/>
-      </w:r>
-      <w:r>
-        <w:rPr>
-          <w:rFonts w:ascii="Consolas" w:hAnsi="Consolas"/>
-          <w:sz w:val="16"/>
-          <w:rFonts w:ascii="Consolas" w:hAnsi="Consolas"/>
-        </w:rPr>
         <w:t>HOST_DATABASE=localhost</w:t>
         <w:br/>
-      </w:r>
-      <w:r>
-        <w:rPr>
-          <w:rFonts w:ascii="Consolas" w:hAnsi="Consolas"/>
-          <w:sz w:val="16"/>
-          <w:rFonts w:ascii="Consolas" w:hAnsi="Consolas"/>
-        </w:rPr>
         <w:t>NAME_DATABASE=dhi_esavi</w:t>
         <w:br/>
-      </w:r>
-      <w:r>
-        <w:rPr>
-          <w:rFonts w:ascii="Consolas" w:hAnsi="Consolas"/>
-          <w:sz w:val="16"/>
-          <w:rFonts w:ascii="Consolas" w:hAnsi="Consolas"/>
-        </w:rPr>
         <w:t>PORT_DATABASE=5433</w:t>
         <w:br/>
-      </w:r>
-      <w:r>
-        <w:rPr>
-          <w:rFonts w:ascii="Consolas" w:hAnsi="Consolas"/>
-          <w:sz w:val="16"/>
-          <w:rFonts w:ascii="Consolas" w:hAnsi="Consolas"/>
-        </w:rPr>
         <w:t>USER_DATABASE=dhis</w:t>
         <w:br/>
-      </w:r>
-      <w:r>
-        <w:rPr>
-          <w:rFonts w:ascii="Consolas" w:hAnsi="Consolas"/>
-          <w:sz w:val="16"/>
-          <w:rFonts w:ascii="Consolas" w:hAnsi="Consolas"/>
-        </w:rPr>
         <w:t>PASS_DATABASE=dhis</w:t>
         <w:br/>
-      </w:r>
-      <w:r>
-        <w:rPr>
-          <w:rFonts w:ascii="Consolas" w:hAnsi="Consolas"/>
-          <w:sz w:val="16"/>
-          <w:rFonts w:ascii="Consolas" w:hAnsi="Consolas"/>
-        </w:rPr>
         <w:t>SCHEMA_DATABASE=DHI_ESAVI</w:t>
         <w:br/>
-      </w:r>
-      <w:r>
-        <w:rPr>
-          <w:rFonts w:ascii="Consolas" w:hAnsi="Consolas"/>
-          <w:sz w:val="16"/>
-          <w:rFonts w:ascii="Consolas" w:hAnsi="Consolas"/>
-        </w:rPr>
-        <w:t xml:space="preserve"> </w:t>
-        <w:br/>
-      </w:r>
-      <w:r>
-        <w:rPr>
-          <w:rFonts w:ascii="Consolas" w:hAnsi="Consolas"/>
-          <w:sz w:val="16"/>
-          <w:rFonts w:ascii="Consolas" w:hAnsi="Consolas"/>
-        </w:rPr>
+        <w:br/>
         <w:t>## WHODRUG DB</w:t>
         <w:br/>
-      </w:r>
-      <w:r>
-        <w:rPr>
-          <w:rFonts w:ascii="Consolas" w:hAnsi="Consolas"/>
-          <w:sz w:val="16"/>
-          <w:rFonts w:ascii="Consolas" w:hAnsi="Consolas"/>
-        </w:rPr>
         <w:t>HOST_DATABASE=localhost</w:t>
         <w:br/>
-      </w:r>
-      <w:r>
-        <w:rPr>
-          <w:rFonts w:ascii="Consolas" w:hAnsi="Consolas"/>
-          <w:sz w:val="16"/>
-          <w:rFonts w:ascii="Consolas" w:hAnsi="Consolas"/>
-        </w:rPr>
         <w:t>WHD_DB_NAME=dhi_esavi</w:t>
         <w:br/>
-      </w:r>
-      <w:r>
-        <w:rPr>
-          <w:rFonts w:ascii="Consolas" w:hAnsi="Consolas"/>
-          <w:sz w:val="16"/>
-          <w:rFonts w:ascii="Consolas" w:hAnsi="Consolas"/>
-        </w:rPr>
         <w:t>WHD_DB_PORT=5433</w:t>
         <w:br/>
-      </w:r>
-      <w:r>
-        <w:rPr>
-          <w:rFonts w:ascii="Consolas" w:hAnsi="Consolas"/>
-          <w:sz w:val="16"/>
-          <w:rFonts w:ascii="Consolas" w:hAnsi="Consolas"/>
-        </w:rPr>
         <w:t>WHD_DB_USER=dhis</w:t>
         <w:br/>
-      </w:r>
-      <w:r>
-        <w:rPr>
-          <w:rFonts w:ascii="Consolas" w:hAnsi="Consolas"/>
-          <w:sz w:val="16"/>
-          <w:rFonts w:ascii="Consolas" w:hAnsi="Consolas"/>
-        </w:rPr>
         <w:t>WHD_DB_PASS=dhis</w:t>
         <w:br/>
-      </w:r>
-      <w:r>
-        <w:rPr>
-          <w:rFonts w:ascii="Consolas" w:hAnsi="Consolas"/>
-          <w:sz w:val="16"/>
-          <w:rFonts w:ascii="Consolas" w:hAnsi="Consolas"/>
-        </w:rPr>
-        <w:t xml:space="preserve"> </w:t>
-        <w:br/>
-      </w:r>
-      <w:r>
-        <w:rPr>
-          <w:rFonts w:ascii="Consolas" w:hAnsi="Consolas"/>
-          <w:sz w:val="16"/>
-          <w:rFonts w:ascii="Consolas" w:hAnsi="Consolas"/>
-        </w:rPr>
+        <w:br/>
         <w:t>## MEDDRA DB</w:t>
         <w:br/>
-      </w:r>
-      <w:r>
-        <w:rPr>
-          <w:rFonts w:ascii="Consolas" w:hAnsi="Consolas"/>
-          <w:sz w:val="16"/>
-          <w:rFonts w:ascii="Consolas" w:hAnsi="Consolas"/>
-        </w:rPr>
         <w:t>MDD_DB_HOST=localhost</w:t>
         <w:br/>
-      </w:r>
-      <w:r>
-        <w:rPr>
-          <w:rFonts w:ascii="Consolas" w:hAnsi="Consolas"/>
-          <w:sz w:val="16"/>
-          <w:rFonts w:ascii="Consolas" w:hAnsi="Consolas"/>
-        </w:rPr>
         <w:t>MDD_DB_NAME=dhi_esavi</w:t>
         <w:br/>
-      </w:r>
-      <w:r>
-        <w:rPr>
-          <w:rFonts w:ascii="Consolas" w:hAnsi="Consolas"/>
-          <w:sz w:val="16"/>
-          <w:rFonts w:ascii="Consolas" w:hAnsi="Consolas"/>
-        </w:rPr>
         <w:t>MDD_DB_PORT=5433</w:t>
         <w:br/>
-      </w:r>
-      <w:r>
-        <w:rPr>
-          <w:rFonts w:ascii="Consolas" w:hAnsi="Consolas"/>
-          <w:sz w:val="16"/>
-          <w:rFonts w:ascii="Consolas" w:hAnsi="Consolas"/>
-        </w:rPr>
         <w:t>MDD_DB_USER=dhis</w:t>
         <w:br/>
-      </w:r>
-      <w:r>
-        <w:rPr>
-          <w:rFonts w:ascii="Consolas" w:hAnsi="Consolas"/>
-          <w:sz w:val="16"/>
-          <w:rFonts w:ascii="Consolas" w:hAnsi="Consolas"/>
-        </w:rPr>
         <w:t>MDD_DB_PASS=dhis</w:t>
         <w:br/>
-      </w:r>
-      <w:r>
-        <w:rPr>
-          <w:rFonts w:ascii="Consolas" w:hAnsi="Consolas"/>
-          <w:sz w:val="16"/>
-          <w:rFonts w:ascii="Consolas" w:hAnsi="Consolas"/>
-        </w:rPr>
-        <w:t xml:space="preserve"> </w:t>
-        <w:br/>
-      </w:r>
-      <w:r>
-        <w:rPr>
-          <w:rFonts w:ascii="Consolas" w:hAnsi="Consolas"/>
-          <w:sz w:val="16"/>
-          <w:rFonts w:ascii="Consolas" w:hAnsi="Consolas"/>
-        </w:rPr>
-        <w:t>## DB_VACUNACIÓN</w:t>
-        <w:br/>
-      </w:r>
-      <w:r>
-        <w:rPr>
-          <w:rFonts w:ascii="Consolas" w:hAnsi="Consolas"/>
-          <w:sz w:val="16"/>
-          <w:rFonts w:ascii="Consolas" w:hAnsi="Consolas"/>
-        </w:rPr>
-        <w:t>DB_VACUNACION_DB_HOST=SCAN-MSP-PROD02.msp.gob.ec</w:t>
-        <w:br/>
-      </w:r>
-      <w:r>
-        <w:rPr>
-          <w:rFonts w:ascii="Consolas" w:hAnsi="Consolas"/>
-          <w:sz w:val="16"/>
-          <w:rFonts w:ascii="Consolas" w:hAnsi="Consolas"/>
-        </w:rPr>
-        <w:t>DB_VACUNACION_DB_NAME=REPLICA</w:t>
-        <w:br/>
-      </w:r>
-      <w:r>
-        <w:rPr>
-          <w:rFonts w:ascii="Consolas" w:hAnsi="Consolas"/>
-          <w:sz w:val="16"/>
-          <w:rFonts w:ascii="Consolas" w:hAnsi="Consolas"/>
-        </w:rPr>
+        <w:br/>
+        <w:t>## DB_VACUNACIÓN — credenciales de PRODUCCIÓN del MSP (Oracle). NUNCA documentar el valor real; gestionar como secreto.</w:t>
+        <w:br/>
+        <w:t>DB_VACUNACION_DB_HOST=&lt;host_oracle_produccion_msp&gt;</w:t>
+        <w:br/>
+        <w:t>DB_VACUNACION_DB_NAME=&lt;service_name_oracle&gt;</w:t>
+        <w:br/>
         <w:t>DB_VACUNACION_DB_PORT=1521</w:t>
         <w:br/>
-      </w:r>
-      <w:r>
-        <w:rPr>
-          <w:rFonts w:ascii="Consolas" w:hAnsi="Consolas"/>
-          <w:sz w:val="16"/>
-          <w:rFonts w:ascii="Consolas" w:hAnsi="Consolas"/>
-        </w:rPr>
-        <w:t>DB_VACUNACION_DB_USER=USR.ROLANDOCASIGNA</w:t>
-        <w:br/>
-      </w:r>
-      <w:r>
-        <w:rPr>
-          <w:rFonts w:ascii="Consolas" w:hAnsi="Consolas"/>
-          <w:sz w:val="16"/>
-          <w:rFonts w:ascii="Consolas" w:hAnsi="Consolas"/>
-        </w:rPr>
-        <w:t>DB_VACUNACION_DB_PASS=Salud.2025</w:t>
-        <w:br/>
-      </w:r>
-      <w:r>
-        <w:rPr>
-          <w:rFonts w:ascii="Consolas" w:hAnsi="Consolas"/>
-          <w:sz w:val="16"/>
-          <w:rFonts w:ascii="Consolas" w:hAnsi="Consolas"/>
-        </w:rPr>
+        <w:t>DB_VACUNACION_DB_USER=&lt;usuario_produccion&gt;</w:t>
+        <w:br/>
+        <w:t>DB_VACUNACION_DB_PASS=&lt;contraseña_produccion&gt;</w:t>
+        <w:br/>
         <w:t>DB_VACUNACION_DB_SCHEMA=HCUE_AMED</w:t>
         <w:br/>
-      </w:r>
-      <w:r>
-        <w:rPr>
-          <w:rFonts w:ascii="Consolas" w:hAnsi="Consolas"/>
-          <w:sz w:val="16"/>
-          <w:rFonts w:ascii="Consolas" w:hAnsi="Consolas"/>
-        </w:rPr>
-        <w:t xml:space="preserve"> </w:t>
-        <w:br/>
-      </w:r>
-      <w:r>
-        <w:rPr>
-          <w:rFonts w:ascii="Consolas" w:hAnsi="Consolas"/>
-          <w:sz w:val="16"/>
-          <w:rFonts w:ascii="Consolas" w:hAnsi="Consolas"/>
-        </w:rPr>
-        <w:t xml:space="preserve"> </w:t>
-        <w:br/>
-      </w:r>
-      <w:r>
-        <w:rPr>
-          <w:rFonts w:ascii="Consolas" w:hAnsi="Consolas"/>
-          <w:sz w:val="16"/>
-          <w:rFonts w:ascii="Consolas" w:hAnsi="Consolas"/>
-        </w:rPr>
+        <w:br/>
+        <w:br/>
         <w:t>RETRYDELAY_DATABASE=8080</w:t>
         <w:br/>
-      </w:r>
-      <w:r>
-        <w:rPr>
-          <w:rFonts w:ascii="Consolas" w:hAnsi="Consolas"/>
-          <w:sz w:val="16"/>
-          <w:rFonts w:ascii="Consolas" w:hAnsi="Consolas"/>
-        </w:rPr>
         <w:t>RETRYATTEMPTS_DATABASE=10</w:t>
         <w:br/>
-      </w:r>
-      <w:r>
-        <w:rPr>
-          <w:rFonts w:ascii="Consolas" w:hAnsi="Consolas"/>
-          <w:sz w:val="16"/>
-          <w:rFonts w:ascii="Consolas" w:hAnsi="Consolas"/>
-        </w:rPr>
         <w:t>HOST_SWAGGER=http://localhost:8081</w:t>
         <w:br/>
-      </w:r>
-      <w:r>
-        <w:rPr>
-          <w:rFonts w:ascii="Consolas" w:hAnsi="Consolas"/>
-          <w:sz w:val="16"/>
-          <w:rFonts w:ascii="Consolas" w:hAnsi="Consolas"/>
-        </w:rPr>
-        <w:t xml:space="preserve"> </w:t>
-        <w:br/>
-      </w:r>
-      <w:r>
-        <w:rPr>
-          <w:rFonts w:ascii="Consolas" w:hAnsi="Consolas"/>
-          <w:sz w:val="16"/>
-          <w:rFonts w:ascii="Consolas" w:hAnsi="Consolas"/>
-        </w:rPr>
+        <w:br/>
         <w:t xml:space="preserve"> ## Credenciales de conexión a VIGIFLOW</w:t>
         <w:br/>
-      </w:r>
-      <w:r>
-        <w:rPr>
-          <w:rFonts w:ascii="Consolas" w:hAnsi="Consolas"/>
-          <w:sz w:val="16"/>
-          <w:rFonts w:ascii="Consolas" w:hAnsi="Consolas"/>
-        </w:rPr>
         <w:t>DETAIL_SWAGGER="Servidor de desarrollo"</w:t>
         <w:br/>
-      </w:r>
-      <w:r>
-        <w:rPr>
-          <w:rFonts w:ascii="Consolas" w:hAnsi="Consolas"/>
-          <w:sz w:val="16"/>
-          <w:rFonts w:ascii="Consolas" w:hAnsi="Consolas"/>
-        </w:rPr>
-        <w:t>API_KEY=6PxFc1GiLz8i2EWuJkj9qrJOrqjTNW4h</w:t>
-        <w:br/>
-      </w:r>
-      <w:r>
-        <w:rPr>
-          <w:rFonts w:ascii="Consolas" w:hAnsi="Consolas"/>
-          <w:sz w:val="16"/>
-          <w:rFonts w:ascii="Consolas" w:hAnsi="Consolas"/>
-        </w:rPr>
-        <w:t xml:space="preserve"> </w:t>
-        <w:br/>
-      </w:r>
-      <w:r>
-        <w:rPr>
-          <w:rFonts w:ascii="Consolas" w:hAnsi="Consolas"/>
-          <w:sz w:val="16"/>
-          <w:rFonts w:ascii="Consolas" w:hAnsi="Consolas"/>
-        </w:rPr>
+        <w:t>API_KEY=&lt;api_key_dev&gt;</w:t>
+        <w:br/>
+        <w:br/>
         <w:t>VIGIFLOW_URL=https://vigiflow.who-umc.org</w:t>
         <w:br/>
-      </w:r>
-      <w:r>
-        <w:rPr>
-          <w:rFonts w:ascii="Consolas" w:hAnsi="Consolas"/>
-          <w:sz w:val="16"/>
-          <w:rFonts w:ascii="Consolas" w:hAnsi="Consolas"/>
-        </w:rPr>
-        <w:t xml:space="preserve"> </w:t>
-        <w:br/>
-      </w:r>
-      <w:r>
-        <w:rPr>
-          <w:rFonts w:ascii="Consolas" w:hAnsi="Consolas"/>
-          <w:sz w:val="16"/>
-          <w:rFonts w:ascii="Consolas" w:hAnsi="Consolas"/>
-        </w:rPr>
+        <w:br/>
         <w:t>VIGIFLOW_RENDER_AEFI_EXCEL_URL=https://vigiflow.who-umc.org/query/renderaefiicsrlinelistingexcel</w:t>
         <w:br/>
-      </w:r>
-      <w:r>
-        <w:rPr>
-          <w:rFonts w:ascii="Consolas" w:hAnsi="Consolas"/>
-          <w:sz w:val="16"/>
-          <w:rFonts w:ascii="Consolas" w:hAnsi="Consolas"/>
-        </w:rPr>
         <w:t>VIGIFLOW_RENDER_AEFI_JSON_URL=https://vigiflow.who-umc.org/query/rendericsrlistingexcel</w:t>
         <w:br/>
-      </w:r>
-      <w:r>
-        <w:rPr>
-          <w:rFonts w:ascii="Consolas" w:hAnsi="Consolas"/>
-          <w:sz w:val="16"/>
-          <w:rFonts w:ascii="Consolas" w:hAnsi="Consolas"/>
-        </w:rPr>
-        <w:t xml:space="preserve">                                </w:t>
-        <w:br/>
-      </w:r>
-      <w:r>
-        <w:rPr>
-          <w:rFonts w:ascii="Consolas" w:hAnsi="Consolas"/>
-          <w:sz w:val="16"/>
-          <w:rFonts w:ascii="Consolas" w:hAnsi="Consolas"/>
-        </w:rPr>
+        <w:br/>
         <w:t># Credenciales (VIGIFLOW_USERNAME, VIGIFLOW_PASSWD) migradas a TC_PARAMETRO (módulo VIGIFLOW).</w:t>
         <w:br/>
-      </w:r>
-      <w:r>
-        <w:rPr>
-          <w:rFonts w:ascii="Consolas" w:hAnsi="Consolas"/>
-          <w:sz w:val="16"/>
-          <w:rFonts w:ascii="Consolas" w:hAnsi="Consolas"/>
-        </w:rPr>
-        <w:t xml:space="preserve"> </w:t>
-        <w:br/>
-      </w:r>
-      <w:r>
-        <w:rPr>
-          <w:rFonts w:ascii="Consolas" w:hAnsi="Consolas"/>
-          <w:sz w:val="16"/>
-          <w:rFonts w:ascii="Consolas" w:hAnsi="Consolas"/>
-        </w:rPr>
-        <w:t>## DHIS2, credenciales de conexión a DHIS2</w:t>
-        <w:br/>
-      </w:r>
-      <w:r>
-        <w:rPr>
-          <w:rFonts w:ascii="Consolas" w:hAnsi="Consolas"/>
-          <w:sz w:val="16"/>
-          <w:rFonts w:ascii="Consolas" w:hAnsi="Consolas"/>
-        </w:rPr>
-        <w:t>#DHIS2_URL=https://dev-dhis.implementacionypruebas.cloud</w:t>
-        <w:br/>
-      </w:r>
-      <w:r>
-        <w:rPr>
-          <w:rFonts w:ascii="Consolas" w:hAnsi="Consolas"/>
-          <w:sz w:val="16"/>
-          <w:rFonts w:ascii="Consolas" w:hAnsi="Consolas"/>
-        </w:rPr>
-        <w:t>#DHIS2_API_TOKEN=d2p_CyWiUFmvVQHw1ShIztgqR8knMqUXZ8HoNTSw8sRB72Mv093ZN7</w:t>
-        <w:br/>
-      </w:r>
-      <w:r>
-        <w:rPr>
-          <w:rFonts w:ascii="Consolas" w:hAnsi="Consolas"/>
-          <w:sz w:val="16"/>
-          <w:rFonts w:ascii="Consolas" w:hAnsi="Consolas"/>
-        </w:rPr>
-        <w:t xml:space="preserve"> </w:t>
-        <w:br/>
-      </w:r>
-      <w:r>
-        <w:rPr>
-          <w:rFonts w:ascii="Consolas" w:hAnsi="Consolas"/>
-          <w:sz w:val="16"/>
-          <w:rFonts w:ascii="Consolas" w:hAnsi="Consolas"/>
-        </w:rPr>
-        <w:t>DHIS2_URL=http://145.223.73.234:8020</w:t>
-        <w:br/>
-      </w:r>
-      <w:r>
-        <w:rPr>
-          <w:rFonts w:ascii="Consolas" w:hAnsi="Consolas"/>
-          <w:sz w:val="16"/>
-          <w:rFonts w:ascii="Consolas" w:hAnsi="Consolas"/>
-        </w:rPr>
-        <w:t># Credenciales (DHIS2_PASSWD, DHIS2_USERNAME, DHIS2_USER_KEY) migradas a TC_PARAMETRO (módulo DHIS2).</w:t>
-        <w:br/>
-      </w:r>
-      <w:r>
-        <w:rPr>
-          <w:rFonts w:ascii="Consolas" w:hAnsi="Consolas"/>
-          <w:sz w:val="16"/>
-          <w:rFonts w:ascii="Consolas" w:hAnsi="Consolas"/>
-        </w:rPr>
-        <w:t xml:space="preserve"> </w:t>
-        <w:br/>
-      </w:r>
-      <w:r>
-        <w:rPr>
-          <w:rFonts w:ascii="Consolas" w:hAnsi="Consolas"/>
-          <w:sz w:val="16"/>
-          <w:rFonts w:ascii="Consolas" w:hAnsi="Consolas"/>
-        </w:rPr>
-        <w:t xml:space="preserve"> </w:t>
-        <w:br/>
-      </w:r>
-      <w:r>
-        <w:rPr>
-          <w:rFonts w:ascii="Consolas" w:hAnsi="Consolas"/>
-          <w:sz w:val="16"/>
-          <w:rFonts w:ascii="Consolas" w:hAnsi="Consolas"/>
-        </w:rPr>
+        <w:br/>
+        <w:t>## DHIS2 — todo el módulo (DHIS2_URL, DHIS2_ROOT_ORG_UNIT, DHIS2_USERNAME, DHIS2_PASSWD,</w:t>
+        <w:br/>
+        <w:t># DHIS2_USER_KEY) se lee desde TC_PARAMETRO, no desde el .env. Ver sección 7.</w:t>
+        <w:br/>
+        <w:br/>
+        <w:br/>
         <w:t>## Puppeteer</w:t>
         <w:br/>
-      </w:r>
-      <w:r>
-        <w:rPr>
-          <w:rFonts w:ascii="Consolas" w:hAnsi="Consolas"/>
-          <w:sz w:val="16"/>
-          <w:rFonts w:ascii="Consolas" w:hAnsi="Consolas"/>
-        </w:rPr>
         <w:t>DIR_PDF=./gacetaesavi</w:t>
         <w:br/>
-      </w:r>
-      <w:r>
-        <w:rPr>
-          <w:rFonts w:ascii="Consolas" w:hAnsi="Consolas"/>
-          <w:sz w:val="16"/>
-          <w:rFonts w:ascii="Consolas" w:hAnsi="Consolas"/>
-        </w:rPr>
-        <w:t>PATH_BROWSER_PUPPETEER="C:\\Program Files\\Google\\Chrome\\Application\\chrome.exe"</w:t>
-        <w:br/>
-      </w:r>
-      <w:r>
-        <w:rPr>
-          <w:rFonts w:ascii="Consolas" w:hAnsi="Consolas"/>
-          <w:sz w:val="16"/>
-          <w:rFonts w:ascii="Consolas" w:hAnsi="Consolas"/>
-        </w:rPr>
+        <w:t>PATH_BROWSER_PUPPETEER="C:\Program Files\Google\Chrome\Application\chrome.exe"   # ruta local de un equipo de desarrollo Windows; no aplica en el contenedor Linux (ver sección 10)</w:t>
+        <w:br/>
         <w:t>USUARIO_INSERTA_REGISTRO=SYSTEM</w:t>
         <w:br/>
-      </w:r>
-      <w:r>
-        <w:rPr>
-          <w:rFonts w:ascii="Consolas" w:hAnsi="Consolas"/>
-          <w:sz w:val="16"/>
-          <w:rFonts w:ascii="Consolas" w:hAnsi="Consolas"/>
-        </w:rPr>
-        <w:t>DB_VACUNACION_DB_NAME_CS="scan19c-mspvacuna-prod.msp.gob.ec:1521/DB_VACUNACION"</w:t>
-        <w:br/>
-      </w:r>
-      <w:r>
-        <w:rPr>
-          <w:rFonts w:ascii="Consolas" w:hAnsi="Consolas"/>
-          <w:sz w:val="16"/>
-          <w:rFonts w:ascii="Consolas" w:hAnsi="Consolas"/>
-        </w:rPr>
-        <w:t>PATH_GACETA_ESAVI_PROJECT="/Users/rolo1410/Documents/KUYA/2025_MSP/WORKSPACE/INTEGRA-ESAVI/api-integra-esavi/gaceta-integra-esavi"</w:t>
-        <w:br/>
-      </w:r>
-      <w:r>
-        <w:rPr>
-          <w:rFonts w:ascii="Consolas" w:hAnsi="Consolas"/>
-          <w:sz w:val="16"/>
-          <w:rFonts w:ascii="Consolas" w:hAnsi="Consolas"/>
-        </w:rPr>
-        <w:t xml:space="preserve"> </w:t>
+        <w:t>DB_VACUNACION_DB_NAME_CS="&lt;host_oracle_produccion_msp&gt;:1521/DB_VACUNACION"            # mismo host de producción anterior: no documentar el valor real</w:t>
+        <w:br/>
+        <w:t>PATH_GACETA_ESAVI_PROJECT="&lt;ruta_local_del_desarrollador&gt;"                            # ruta local de un equipo de desarrollo; no aplica en el contenedor (ver sección 10)</w:t>
       </w:r>
     </w:p>
     <w:p>
@@ -4705,315 +2438,42 @@
         <w:rPr>
           <w:rFonts w:ascii="Consolas" w:hAnsi="Consolas"/>
           <w:sz w:val="16"/>
-          <w:rFonts w:ascii="Consolas" w:hAnsi="Consolas"/>
         </w:rPr>
         <w:t>SKIP_PREFLIGHT_CHECK=true</w:t>
         <w:br/>
-      </w:r>
-      <w:r>
-        <w:rPr>
-          <w:rFonts w:ascii="Consolas" w:hAnsi="Consolas"/>
-          <w:sz w:val="16"/>
-          <w:rFonts w:ascii="Consolas" w:hAnsi="Consolas"/>
-        </w:rPr>
         <w:t>VITE_PORT=8082</w:t>
         <w:br/>
-      </w:r>
-      <w:r>
-        <w:rPr>
-          <w:rFonts w:ascii="Consolas" w:hAnsi="Consolas"/>
-          <w:sz w:val="16"/>
-          <w:rFonts w:ascii="Consolas" w:hAnsi="Consolas"/>
-        </w:rPr>
-        <w:t xml:space="preserve"> </w:t>
-        <w:br/>
-      </w:r>
-      <w:r>
-        <w:rPr>
-          <w:rFonts w:ascii="Consolas" w:hAnsi="Consolas"/>
-          <w:sz w:val="16"/>
-          <w:rFonts w:ascii="Consolas" w:hAnsi="Consolas"/>
-        </w:rPr>
-        <w:t># VITE_INTEGRA_ESAVI_API_URL=http://145.223.73.234:8081</w:t>
-        <w:br/>
-      </w:r>
-      <w:r>
-        <w:rPr>
-          <w:rFonts w:ascii="Consolas" w:hAnsi="Consolas"/>
-          <w:sz w:val="16"/>
-          <w:rFonts w:ascii="Consolas" w:hAnsi="Consolas"/>
-        </w:rPr>
+        <w:br/>
         <w:t>VITE_INTEGRA_ESAVI_API_URL=http://localhost:8081</w:t>
         <w:br/>
-      </w:r>
-      <w:r>
-        <w:rPr>
-          <w:rFonts w:ascii="Consolas" w:hAnsi="Consolas"/>
-          <w:sz w:val="16"/>
-          <w:rFonts w:ascii="Consolas" w:hAnsi="Consolas"/>
-        </w:rPr>
-        <w:t>VITE_API_KEY=6PxFc1GiLz8i2EWuJkj9qrJOrqjTNW4h</w:t>
-        <w:br/>
-      </w:r>
-      <w:r>
-        <w:rPr>
-          <w:rFonts w:ascii="Consolas" w:hAnsi="Consolas"/>
-          <w:sz w:val="16"/>
-          <w:rFonts w:ascii="Consolas" w:hAnsi="Consolas"/>
-        </w:rPr>
-        <w:t xml:space="preserve"> </w:t>
-        <w:br/>
-      </w:r>
-      <w:r>
-        <w:rPr>
-          <w:rFonts w:ascii="Consolas" w:hAnsi="Consolas"/>
-          <w:sz w:val="16"/>
-          <w:rFonts w:ascii="Consolas" w:hAnsi="Consolas"/>
-        </w:rPr>
-        <w:t># REACT_APP_ESAVI_GRAVE=http://localhost:8081/integrator/reports/casosEsaviPorSexoGrave</w:t>
-        <w:br/>
-      </w:r>
-      <w:r>
-        <w:rPr>
-          <w:rFonts w:ascii="Consolas" w:hAnsi="Consolas"/>
-          <w:sz w:val="16"/>
-          <w:rFonts w:ascii="Consolas" w:hAnsi="Consolas"/>
-        </w:rPr>
-        <w:t># REACT_APP_ESAVI_NO_GRAVE=http://localhost:8081/integrator/reports/casosEsaviPorSexoNoGrave</w:t>
-        <w:br/>
-      </w:r>
-      <w:r>
-        <w:rPr>
-          <w:rFonts w:ascii="Consolas" w:hAnsi="Consolas"/>
-          <w:sz w:val="16"/>
-          <w:rFonts w:ascii="Consolas" w:hAnsi="Consolas"/>
-        </w:rPr>
-        <w:t># REACT_APP_ESAVI_POR_MES=http://localhost:8081/integrator/reports/casosEsaviPorMes</w:t>
-        <w:br/>
-      </w:r>
-      <w:r>
-        <w:rPr>
-          <w:rFonts w:ascii="Consolas" w:hAnsi="Consolas"/>
-          <w:sz w:val="16"/>
-          <w:rFonts w:ascii="Consolas" w:hAnsi="Consolas"/>
-        </w:rPr>
-        <w:t># REACT_APP_ESAVI_PACIENTE=http://localhost:8081/integrator/reports/casosEsaviPorMes</w:t>
-        <w:br/>
-      </w:r>
-      <w:r>
-        <w:rPr>
-          <w:rFonts w:ascii="Consolas" w:hAnsi="Consolas"/>
-          <w:sz w:val="16"/>
-          <w:rFonts w:ascii="Consolas" w:hAnsi="Consolas"/>
-        </w:rPr>
-        <w:t xml:space="preserve"> </w:t>
-        <w:br/>
-      </w:r>
-      <w:r>
-        <w:rPr>
-          <w:rFonts w:ascii="Consolas" w:hAnsi="Consolas"/>
-          <w:sz w:val="16"/>
-          <w:rFonts w:ascii="Consolas" w:hAnsi="Consolas"/>
-        </w:rPr>
-        <w:t>## Keycloak</w:t>
-        <w:br/>
-      </w:r>
-      <w:r>
-        <w:rPr>
-          <w:rFonts w:ascii="Consolas" w:hAnsi="Consolas"/>
-          <w:sz w:val="16"/>
-          <w:rFonts w:ascii="Consolas" w:hAnsi="Consolas"/>
-        </w:rPr>
-        <w:t>## msp-nacional , real used to allow access to the staff of the Ministry of Health</w:t>
-        <w:br/>
-      </w:r>
-      <w:r>
-        <w:rPr>
-          <w:rFonts w:ascii="Consolas" w:hAnsi="Consolas"/>
-          <w:sz w:val="16"/>
-          <w:rFonts w:ascii="Consolas" w:hAnsi="Consolas"/>
-        </w:rPr>
-        <w:t>#VITE_KEYCLOAK_URL=https://dev-sso.msp.gob.ec/</w:t>
-        <w:br/>
-      </w:r>
-      <w:r>
-        <w:rPr>
-          <w:rFonts w:ascii="Consolas" w:hAnsi="Consolas"/>
-          <w:sz w:val="16"/>
-          <w:rFonts w:ascii="Consolas" w:hAnsi="Consolas"/>
-        </w:rPr>
+        <w:t>VITE_API_KEY=&lt;api_key_dev&gt;</w:t>
+        <w:br/>
+        <w:br/>
+        <w:t>## Keycloak — configuración vigente (realm "integra-esavi", client "integra-esavi-client")</w:t>
+        <w:br/>
         <w:t>VITE_KEYCLOAK_URL=https://auth-kk.kuyacode.com</w:t>
         <w:br/>
-      </w:r>
-      <w:r>
-        <w:rPr>
-          <w:rFonts w:ascii="Consolas" w:hAnsi="Consolas"/>
-          <w:sz w:val="16"/>
-          <w:rFonts w:ascii="Consolas" w:hAnsi="Consolas"/>
-        </w:rPr>
-        <w:t>##VITE_KEYCLOAK_URL=http://localhost:8080/</w:t>
-        <w:br/>
-      </w:r>
-      <w:r>
-        <w:rPr>
-          <w:rFonts w:ascii="Consolas" w:hAnsi="Consolas"/>
-          <w:sz w:val="16"/>
-          <w:rFonts w:ascii="Consolas" w:hAnsi="Consolas"/>
-        </w:rPr>
         <w:t>VITE_KEYCLOAK_REALM=integra-esavi</w:t>
         <w:br/>
-      </w:r>
-      <w:r>
-        <w:rPr>
-          <w:rFonts w:ascii="Consolas" w:hAnsi="Consolas"/>
-          <w:sz w:val="16"/>
-          <w:rFonts w:ascii="Consolas" w:hAnsi="Consolas"/>
-        </w:rPr>
         <w:t>VITE_KEYCLOAK_CLIENT_ID=integra-esavi-client</w:t>
         <w:br/>
-      </w:r>
-      <w:r>
-        <w:rPr>
-          <w:rFonts w:ascii="Consolas" w:hAnsi="Consolas"/>
-          <w:sz w:val="16"/>
-          <w:rFonts w:ascii="Consolas" w:hAnsi="Consolas"/>
-        </w:rPr>
-        <w:t xml:space="preserve"> </w:t>
-        <w:br/>
-      </w:r>
-      <w:r>
-        <w:rPr>
-          <w:rFonts w:ascii="Consolas" w:hAnsi="Consolas"/>
-          <w:sz w:val="16"/>
-          <w:rFonts w:ascii="Consolas" w:hAnsi="Consolas"/>
-        </w:rPr>
-        <w:t xml:space="preserve"> </w:t>
-        <w:br/>
-      </w:r>
-      <w:r>
-        <w:rPr>
-          <w:rFonts w:ascii="Consolas" w:hAnsi="Consolas"/>
-          <w:sz w:val="16"/>
-          <w:rFonts w:ascii="Consolas" w:hAnsi="Consolas"/>
-        </w:rPr>
-        <w:t xml:space="preserve"> </w:t>
-        <w:br/>
-      </w:r>
-      <w:r>
-        <w:rPr>
-          <w:rFonts w:ascii="Consolas" w:hAnsi="Consolas"/>
-          <w:sz w:val="16"/>
-          <w:rFonts w:ascii="Consolas" w:hAnsi="Consolas"/>
-        </w:rPr>
-        <w:t>#VITE_KEYCLOAK_URL=http://localhost:8080/</w:t>
-        <w:br/>
-      </w:r>
-      <w:r>
-        <w:rPr>
-          <w:rFonts w:ascii="Consolas" w:hAnsi="Consolas"/>
-          <w:sz w:val="16"/>
-          <w:rFonts w:ascii="Consolas" w:hAnsi="Consolas"/>
-        </w:rPr>
-        <w:t>#VITE_KEYCLOAK_REALM=master</w:t>
-        <w:br/>
-      </w:r>
-      <w:r>
-        <w:rPr>
-          <w:rFonts w:ascii="Consolas" w:hAnsi="Consolas"/>
-          <w:sz w:val="16"/>
-          <w:rFonts w:ascii="Consolas" w:hAnsi="Consolas"/>
-        </w:rPr>
-        <w:t>#VITE_KEYCLOAK_CLIENT_ID=app-integra-esavi</w:t>
-        <w:br/>
-      </w:r>
-      <w:r>
-        <w:rPr>
-          <w:rFonts w:ascii="Consolas" w:hAnsi="Consolas"/>
-          <w:sz w:val="16"/>
-          <w:rFonts w:ascii="Consolas" w:hAnsi="Consolas"/>
-        </w:rPr>
-        <w:t># KEYCLOAK_MSP_NACIONAL_CLIENT_ROLES = 'default-roles-msp-nacional'</w:t>
-        <w:br/>
-      </w:r>
-      <w:r>
-        <w:rPr>
-          <w:rFonts w:ascii="Consolas" w:hAnsi="Consolas"/>
-          <w:sz w:val="16"/>
-          <w:rFonts w:ascii="Consolas" w:hAnsi="Consolas"/>
-        </w:rPr>
-        <w:t># REACT_APP_KEYCLOAK_MSP_NACIONAL_REALM = 'realmIntegraEsavi'</w:t>
-        <w:br/>
-      </w:r>
-      <w:r>
-        <w:rPr>
-          <w:rFonts w:ascii="Consolas" w:hAnsi="Consolas"/>
-          <w:sz w:val="16"/>
-          <w:rFonts w:ascii="Consolas" w:hAnsi="Consolas"/>
-        </w:rPr>
-        <w:t># REACT_APP_KEYCLOAK_MSP_NACIONAL_URL = 'http://localhost:8080/'</w:t>
-        <w:br/>
-      </w:r>
-      <w:r>
-        <w:rPr>
-          <w:rFonts w:ascii="Consolas" w:hAnsi="Consolas"/>
-          <w:sz w:val="16"/>
-          <w:rFonts w:ascii="Consolas" w:hAnsi="Consolas"/>
-        </w:rPr>
-        <w:t># REACT_APP_KEYCLOAK_MSP_NACIONAL_CLIENT_ID = 'clientKeycloakIntegraEsavi'</w:t>
-        <w:br/>
-      </w:r>
-      <w:r>
-        <w:rPr>
-          <w:rFonts w:ascii="Consolas" w:hAnsi="Consolas"/>
-          <w:sz w:val="16"/>
-          <w:rFonts w:ascii="Consolas" w:hAnsi="Consolas"/>
-        </w:rPr>
-        <w:t># REACT_APP_KEYCLOAK_MSP_NACIONAL_CLIENT_ROLES = 'api-ruer'</w:t>
-        <w:br/>
-      </w:r>
-      <w:r>
-        <w:rPr>
-          <w:rFonts w:ascii="Consolas" w:hAnsi="Consolas"/>
-          <w:sz w:val="16"/>
-          <w:rFonts w:ascii="Consolas" w:hAnsi="Consolas"/>
-        </w:rPr>
-        <w:t xml:space="preserve"> </w:t>
-        <w:br/>
-      </w:r>
-      <w:r>
-        <w:rPr>
-          <w:rFonts w:ascii="Consolas" w:hAnsi="Consolas"/>
-          <w:sz w:val="16"/>
-          <w:rFonts w:ascii="Consolas" w:hAnsi="Consolas"/>
-        </w:rPr>
-        <w:t xml:space="preserve"> </w:t>
-        <w:br/>
-      </w:r>
-      <w:r>
-        <w:rPr>
-          <w:rFonts w:ascii="Consolas" w:hAnsi="Consolas"/>
-          <w:sz w:val="16"/>
-          <w:rFonts w:ascii="Consolas" w:hAnsi="Consolas"/>
-        </w:rPr>
+        <w:br/>
         <w:t>VITE_DATA_ANALISIS_URL=http://0.0.0.0:80/</w:t>
         <w:br/>
-      </w:r>
-      <w:r>
-        <w:rPr>
-          <w:rFonts w:ascii="Consolas" w:hAnsi="Consolas"/>
-          <w:sz w:val="16"/>
-          <w:rFonts w:ascii="Consolas" w:hAnsi="Consolas"/>
-        </w:rPr>
         <w:t>VITE_DATA_QUALITY_FOLDER=/data-quality-reports</w:t>
         <w:br/>
-      </w:r>
-      <w:r>
-        <w:rPr>
-          <w:rFonts w:ascii="Consolas" w:hAnsi="Consolas"/>
-          <w:sz w:val="16"/>
-          <w:rFonts w:ascii="Consolas" w:hAnsi="Consolas"/>
-        </w:rPr>
-        <w:t>VITE_ESAVI_DASHBOARD_TOKEN='ff077f9ffab37231143330481a589ec3b7f4de183a97cf149c93ebefc88adaeb'</w:t>
+        <w:t>VITE_ESAVI_DASHBOARD_TOKEN=&lt;token_dashboard_dev&gt;</w:t>
+        <w:br/>
+        <w:br/>
+        <w:t># Nota: se removieron de este documento variables comentadas y obsoletas del</w:t>
+        <w:br/>
+        <w:t># .env real (endpoints REACT_APP_ESAVI_* sin usar, URLs alternativas de</w:t>
+        <w:br/>
+        <w:t># Keycloak de ambientes anteriores y el bloque MSP_NACIONAL de una</w:t>
+        <w:br/>
+        <w:t># configuración de Keycloak que ya no aplica). Aquí solo se muestran las</w:t>
+        <w:br/>
+        <w:t># variables activas y vigentes.</w:t>
       </w:r>
     </w:p>
     <w:p>
@@ -5028,8 +2488,11 @@
       </w:r>
     </w:p>
     <w:p>
+      <w:pPr>
+        <w:jc w:val="both"/>
+      </w:pPr>
       <w:r>
-        <w:t>dash-integra-esavi no requiere un archivo ".env" propio en este despliegue: en el docker-compose.yaml consolidado, sus variables de conexión (DB_HOST, DB_PORT, etc.) se pasan directamente como "environment" del servicio "dashboard", apuntando a la red interna de Docker. Se documenta a continuación la plantilla ".env.example" de referencia del proyecto, útil si se ejecuta fuera de este compose consolidado:</w:t>
+        <w:t>dash-integra-esavi no requiere un archivo ".env" propio dentro de este despliegue consolidado: en el docker-compose.yaml de la raíz, sus variables de conexión (DB_HOST, DB_PORT, etc.) se pasan directamente como "environment" del servicio "dashboard", apuntando a la red interna de Docker. Sin embargo, dash-integra-esavi también puede desplegarse de forma independiente (con su propio Dockerfile, fuera de este stack); en ese escenario sí necesita un archivo ".env" real. Por eso se documenta a continuación su plantilla ".env.example" de referencia: aplica únicamente a ese despliegue independiente, no al despliegue consolidado descrito en este manual.</w:t>
       </w:r>
     </w:p>
     <w:p>
@@ -5047,386 +2510,77 @@
         <w:rPr>
           <w:rFonts w:ascii="Consolas" w:hAnsi="Consolas"/>
           <w:sz w:val="16"/>
-          <w:rFonts w:ascii="Consolas" w:hAnsi="Consolas"/>
         </w:rPr>
         <w:t># ------------------------------------------------------------------------------</w:t>
         <w:br/>
-      </w:r>
-      <w:r>
-        <w:rPr>
-          <w:rFonts w:ascii="Consolas" w:hAnsi="Consolas"/>
-          <w:sz w:val="16"/>
-          <w:rFonts w:ascii="Consolas" w:hAnsi="Consolas"/>
-        </w:rPr>
         <w:t># Variables de entorno — dash-integra-esavi</w:t>
         <w:br/>
-      </w:r>
-      <w:r>
-        <w:rPr>
-          <w:rFonts w:ascii="Consolas" w:hAnsi="Consolas"/>
-          <w:sz w:val="16"/>
-          <w:rFonts w:ascii="Consolas" w:hAnsi="Consolas"/>
-        </w:rPr>
         <w:t># Copia este archivo a .env y completa los valores reales</w:t>
         <w:br/>
-      </w:r>
-      <w:r>
-        <w:rPr>
-          <w:rFonts w:ascii="Consolas" w:hAnsi="Consolas"/>
-          <w:sz w:val="16"/>
-          <w:rFonts w:ascii="Consolas" w:hAnsi="Consolas"/>
-        </w:rPr>
         <w:t># NUNCA subir .env al repositorio</w:t>
         <w:br/>
-      </w:r>
-      <w:r>
-        <w:rPr>
-          <w:rFonts w:ascii="Consolas" w:hAnsi="Consolas"/>
-          <w:sz w:val="16"/>
-          <w:rFonts w:ascii="Consolas" w:hAnsi="Consolas"/>
-        </w:rPr>
         <w:t># ------------------------------------------------------------------------------</w:t>
         <w:br/>
-      </w:r>
-      <w:r>
-        <w:rPr>
-          <w:rFonts w:ascii="Consolas" w:hAnsi="Consolas"/>
-          <w:sz w:val="16"/>
-          <w:rFonts w:ascii="Consolas" w:hAnsi="Consolas"/>
-        </w:rPr>
         <w:t xml:space="preserve"> </w:t>
         <w:br/>
-      </w:r>
-      <w:r>
-        <w:rPr>
-          <w:rFonts w:ascii="Consolas" w:hAnsi="Consolas"/>
-          <w:sz w:val="16"/>
-          <w:rFonts w:ascii="Consolas" w:hAnsi="Consolas"/>
-        </w:rPr>
         <w:t># ── Datamart DuckDB (generado por api-integra-esavi) ───────────────────────────</w:t>
         <w:br/>
-      </w:r>
-      <w:r>
-        <w:rPr>
-          <w:rFonts w:ascii="Consolas" w:hAnsi="Consolas"/>
-          <w:sz w:val="16"/>
-          <w:rFonts w:ascii="Consolas" w:hAnsi="Consolas"/>
-        </w:rPr>
         <w:t># Archivo que el dashboard lee al arrancar (reemplaza datos_procesados.rds y</w:t>
         <w:br/>
-      </w:r>
-      <w:r>
-        <w:rPr>
-          <w:rFonts w:ascii="Consolas" w:hAnsi="Consolas"/>
-          <w:sz w:val="16"/>
-          <w:rFonts w:ascii="Consolas" w:hAnsi="Consolas"/>
-        </w:rPr>
         <w:t># dosis_admin.rds). Debe estar en el volumen compartido con el API.</w:t>
         <w:br/>
-      </w:r>
-      <w:r>
-        <w:rPr>
-          <w:rFonts w:ascii="Consolas" w:hAnsi="Consolas"/>
-          <w:sz w:val="16"/>
-          <w:rFonts w:ascii="Consolas" w:hAnsi="Consolas"/>
-        </w:rPr>
         <w:t>DUCKDB_PATH=/app/datos/esavi.duckdb</w:t>
         <w:br/>
-      </w:r>
-      <w:r>
-        <w:rPr>
-          <w:rFonts w:ascii="Consolas" w:hAnsi="Consolas"/>
-          <w:sz w:val="16"/>
-          <w:rFonts w:ascii="Consolas" w:hAnsi="Consolas"/>
-        </w:rPr>
         <w:t xml:space="preserve"> </w:t>
         <w:br/>
-      </w:r>
-      <w:r>
-        <w:rPr>
-          <w:rFonts w:ascii="Consolas" w:hAnsi="Consolas"/>
-          <w:sz w:val="16"/>
-          <w:rFonts w:ascii="Consolas" w:hAnsi="Consolas"/>
-        </w:rPr>
         <w:t># ── Base de datos PostgreSQL (servicio externo) ────────────────────────────────</w:t>
         <w:br/>
-      </w:r>
-      <w:r>
-        <w:rPr>
-          <w:rFonts w:ascii="Consolas" w:hAnsi="Consolas"/>
-          <w:sz w:val="16"/>
-          <w:rFonts w:ascii="Consolas" w:hAnsi="Consolas"/>
-        </w:rPr>
         <w:t># Nota: el dashboard ya NO consulta Postgres para los datos (usa el DuckDB).</w:t>
         <w:br/>
-      </w:r>
-      <w:r>
-        <w:rPr>
-          <w:rFonts w:ascii="Consolas" w:hAnsi="Consolas"/>
-          <w:sz w:val="16"/>
-          <w:rFonts w:ascii="Consolas" w:hAnsi="Consolas"/>
-        </w:rPr>
         <w:t># Estas variables quedan solo por compatibilidad histórica del pipeline retirado.</w:t>
         <w:br/>
-      </w:r>
-      <w:r>
-        <w:rPr>
-          <w:rFonts w:ascii="Consolas" w:hAnsi="Consolas"/>
-          <w:sz w:val="16"/>
-          <w:rFonts w:ascii="Consolas" w:hAnsi="Consolas"/>
-        </w:rPr>
         <w:t>DB_HOST=host.docker.internal   # dev: host.docker.internal | prod: IP o hostname del servidor</w:t>
         <w:br/>
-      </w:r>
-      <w:r>
-        <w:rPr>
-          <w:rFonts w:ascii="Consolas" w:hAnsi="Consolas"/>
-          <w:sz w:val="16"/>
-          <w:rFonts w:ascii="Consolas" w:hAnsi="Consolas"/>
-        </w:rPr>
         <w:t>DB_PORT=5432</w:t>
         <w:br/>
-      </w:r>
-      <w:r>
-        <w:rPr>
-          <w:rFonts w:ascii="Consolas" w:hAnsi="Consolas"/>
-          <w:sz w:val="16"/>
-          <w:rFonts w:ascii="Consolas" w:hAnsi="Consolas"/>
-        </w:rPr>
         <w:t>DB_NAME=dhi_esavi</w:t>
         <w:br/>
-      </w:r>
-      <w:r>
-        <w:rPr>
-          <w:rFonts w:ascii="Consolas" w:hAnsi="Consolas"/>
-          <w:sz w:val="16"/>
-          <w:rFonts w:ascii="Consolas" w:hAnsi="Consolas"/>
-        </w:rPr>
         <w:t>DB_USER=dhis</w:t>
         <w:br/>
-      </w:r>
-      <w:r>
-        <w:rPr>
-          <w:rFonts w:ascii="Consolas" w:hAnsi="Consolas"/>
-          <w:sz w:val="16"/>
-          <w:rFonts w:ascii="Consolas" w:hAnsi="Consolas"/>
-        </w:rPr>
         <w:t>DB_PASS=</w:t>
         <w:br/>
-      </w:r>
-      <w:r>
-        <w:rPr>
-          <w:rFonts w:ascii="Consolas" w:hAnsi="Consolas"/>
-          <w:sz w:val="16"/>
-          <w:rFonts w:ascii="Consolas" w:hAnsi="Consolas"/>
-        </w:rPr>
         <w:t xml:space="preserve"> </w:t>
         <w:br/>
-      </w:r>
-      <w:r>
-        <w:rPr>
-          <w:rFonts w:ascii="Consolas" w:hAnsi="Consolas"/>
-          <w:sz w:val="16"/>
-          <w:rFonts w:ascii="Consolas" w:hAnsi="Consolas"/>
-        </w:rPr>
         <w:t># ── Keycloak (mismo servidor en dev y prod) ────────────────────────────────────</w:t>
         <w:br/>
-      </w:r>
-      <w:r>
-        <w:rPr>
-          <w:rFonts w:ascii="Consolas" w:hAnsi="Consolas"/>
-          <w:sz w:val="16"/>
-          <w:rFonts w:ascii="Consolas" w:hAnsi="Consolas"/>
-        </w:rPr>
-        <w:t>VITE_KEYCLOAK_URL=https://auth-kk.kuyacode.com</w:t>
-        <w:br/>
-      </w:r>
-      <w:r>
-        <w:rPr>
-          <w:rFonts w:ascii="Consolas" w:hAnsi="Consolas"/>
-          <w:sz w:val="16"/>
-          <w:rFonts w:ascii="Consolas" w:hAnsi="Consolas"/>
-        </w:rPr>
+        <w:t>VITE_KEYCLOAK_URL=&lt;url_del_servidor_keycloak&gt;</w:t>
+        <w:br/>
         <w:t>VITE_KEYCLOAK_REALM=integra-esavi</w:t>
         <w:br/>
-      </w:r>
-      <w:r>
-        <w:rPr>
-          <w:rFonts w:ascii="Consolas" w:hAnsi="Consolas"/>
-          <w:sz w:val="16"/>
-          <w:rFonts w:ascii="Consolas" w:hAnsi="Consolas"/>
-        </w:rPr>
         <w:t>VITE_KEYCLOAK_CLIENT_ID=integra-esavi-client</w:t>
         <w:br/>
-      </w:r>
-      <w:r>
-        <w:rPr>
-          <w:rFonts w:ascii="Consolas" w:hAnsi="Consolas"/>
-          <w:sz w:val="16"/>
-          <w:rFonts w:ascii="Consolas" w:hAnsi="Consolas"/>
-        </w:rPr>
-        <w:t>KC_CLIENT_SECRET=        # Keycloak → Clients → dash-integra-esavi-client → Credentials → Secret</w:t>
-        <w:br/>
-      </w:r>
-      <w:r>
-        <w:rPr>
-          <w:rFonts w:ascii="Consolas" w:hAnsi="Consolas"/>
-          <w:sz w:val="16"/>
-          <w:rFonts w:ascii="Consolas" w:hAnsi="Consolas"/>
-        </w:rPr>
+        <w:t>KC_REQUIRED_ROLE=analitic   # rol requerido para entrar al dashboard (global.R), default: analitic</w:t>
+        <w:br/>
+        <w:t>OAUTH2_CLIENT_SECRET=        # Keycloak → Clients → dash-integra-esavi-client → Credentials → Secret</w:t>
+        <w:br/>
         <w:t xml:space="preserve"> </w:t>
         <w:br/>
-      </w:r>
-      <w:r>
-        <w:rPr>
-          <w:rFonts w:ascii="Consolas" w:hAnsi="Consolas"/>
-          <w:sz w:val="16"/>
-          <w:rFonts w:ascii="Consolas" w:hAnsi="Consolas"/>
-        </w:rPr>
         <w:t># ── oauth2-proxy ──────────────────────────────────────────────────────────────</w:t>
         <w:br/>
-      </w:r>
-      <w:r>
-        <w:rPr>
-          <w:rFonts w:ascii="Consolas" w:hAnsi="Consolas"/>
-          <w:sz w:val="16"/>
-          <w:rFonts w:ascii="Consolas" w:hAnsi="Consolas"/>
-        </w:rPr>
-        <w:t># dev:  APP_URL=http://localhost:8090</w:t>
-        <w:br/>
-      </w:r>
-      <w:r>
-        <w:rPr>
-          <w:rFonts w:ascii="Consolas" w:hAnsi="Consolas"/>
-          <w:sz w:val="16"/>
-          <w:rFonts w:ascii="Consolas" w:hAnsi="Consolas"/>
-        </w:rPr>
-        <w:t># prod: APP_URL=https://dash-esaviecu.kuyacode.com</w:t>
-        <w:br/>
-      </w:r>
-      <w:r>
-        <w:rPr>
-          <w:rFonts w:ascii="Consolas" w:hAnsi="Consolas"/>
-          <w:sz w:val="16"/>
-          <w:rFonts w:ascii="Consolas" w:hAnsi="Consolas"/>
-        </w:rPr>
-        <w:t>APP_URL=http://localhost:8090</w:t>
-        <w:br/>
-      </w:r>
-      <w:r>
-        <w:rPr>
-          <w:rFonts w:ascii="Consolas" w:hAnsi="Consolas"/>
-          <w:sz w:val="16"/>
-          <w:rFonts w:ascii="Consolas" w:hAnsi="Consolas"/>
-        </w:rPr>
+        <w:t>APP_URL=http://localhost:8090   # dev: localhost:8090 | prod: &lt;tu-dominio-dashboard&gt;</w:t>
+        <w:br/>
         <w:t xml:space="preserve"> </w:t>
         <w:br/>
-      </w:r>
-      <w:r>
-        <w:rPr>
-          <w:rFonts w:ascii="Consolas" w:hAnsi="Consolas"/>
-          <w:sz w:val="16"/>
-          <w:rFonts w:ascii="Consolas" w:hAnsi="Consolas"/>
-        </w:rPr>
         <w:t># Generar con: openssl rand -base64 32</w:t>
         <w:br/>
-      </w:r>
-      <w:r>
-        <w:rPr>
-          <w:rFonts w:ascii="Consolas" w:hAnsi="Consolas"/>
-          <w:sz w:val="16"/>
-          <w:rFonts w:ascii="Consolas" w:hAnsi="Consolas"/>
-        </w:rPr>
         <w:t>OAUTH2_COOKIE_SECRET=</w:t>
         <w:br/>
-      </w:r>
-      <w:r>
-        <w:rPr>
-          <w:rFonts w:ascii="Consolas" w:hAnsi="Consolas"/>
-          <w:sz w:val="16"/>
-          <w:rFonts w:ascii="Consolas" w:hAnsi="Consolas"/>
-        </w:rPr>
         <w:t xml:space="preserve"> </w:t>
         <w:br/>
-      </w:r>
-      <w:r>
-        <w:rPr>
-          <w:rFonts w:ascii="Consolas" w:hAnsi="Consolas"/>
-          <w:sz w:val="16"/>
-          <w:rFonts w:ascii="Consolas" w:hAnsi="Consolas"/>
-        </w:rPr>
         <w:t># ── Integra-ESAVI App (enlace del menú "Ir a Integra App") ────────────────────</w:t>
         <w:br/>
-      </w:r>
-      <w:r>
-        <w:rPr>
-          <w:rFonts w:ascii="Consolas" w:hAnsi="Consolas"/>
-          <w:sz w:val="16"/>
-          <w:rFonts w:ascii="Consolas" w:hAnsi="Consolas"/>
-        </w:rPr>
-        <w:t># dev:  INTEGRA_APP_URL=http://localhost:8080</w:t>
-        <w:br/>
-      </w:r>
-      <w:r>
-        <w:rPr>
-          <w:rFonts w:ascii="Consolas" w:hAnsi="Consolas"/>
-          <w:sz w:val="16"/>
-          <w:rFonts w:ascii="Consolas" w:hAnsi="Consolas"/>
-        </w:rPr>
-        <w:t># prod: INTEGRA_APP_URL=https://integra-esavi.ejemplo.com</w:t>
-        <w:br/>
-      </w:r>
-      <w:r>
-        <w:rPr>
-          <w:rFonts w:ascii="Consolas" w:hAnsi="Consolas"/>
-          <w:sz w:val="16"/>
-          <w:rFonts w:ascii="Consolas" w:hAnsi="Consolas"/>
-        </w:rPr>
-        <w:t>INTEGRA_APP_URL=http://localhost:8080</w:t>
-        <w:br/>
-      </w:r>
-      <w:r>
-        <w:rPr>
-          <w:rFonts w:ascii="Consolas" w:hAnsi="Consolas"/>
-          <w:sz w:val="16"/>
-          <w:rFonts w:ascii="Consolas" w:hAnsi="Consolas"/>
-        </w:rPr>
-        <w:t xml:space="preserve"> </w:t>
-        <w:br/>
-      </w:r>
-      <w:r>
-        <w:rPr>
-          <w:rFonts w:ascii="Consolas" w:hAnsi="Consolas"/>
-          <w:sz w:val="16"/>
-          <w:rFonts w:ascii="Consolas" w:hAnsi="Consolas"/>
-        </w:rPr>
-        <w:t># ── Logs ──────────────────────────────────────────────────────────────────────</w:t>
-        <w:br/>
-      </w:r>
-      <w:r>
-        <w:rPr>
-          <w:rFonts w:ascii="Consolas" w:hAnsi="Consolas"/>
-          <w:sz w:val="16"/>
-          <w:rFonts w:ascii="Consolas" w:hAnsi="Consolas"/>
-        </w:rPr>
-        <w:t>LOG_ACCESS_ATTEMPTS=true</w:t>
-        <w:br/>
-      </w:r>
-      <w:r>
-        <w:rPr>
-          <w:rFonts w:ascii="Consolas" w:hAnsi="Consolas"/>
-          <w:sz w:val="16"/>
-          <w:rFonts w:ascii="Consolas" w:hAnsi="Consolas"/>
-        </w:rPr>
-        <w:t>LOG_FILE_PATH=./logs/access.log</w:t>
-        <w:br/>
-      </w:r>
-      <w:r>
-        <w:rPr>
-          <w:rFonts w:ascii="Consolas" w:hAnsi="Consolas"/>
-          <w:sz w:val="16"/>
-          <w:rFonts w:ascii="Consolas" w:hAnsi="Consolas"/>
-        </w:rPr>
+        <w:t>INTEGRA_APP_URL=http://localhost:8080   # dev: localhost:8080 | prod: integra-esavi.ejemplo.com (ajustar al dominio real)</w:t>
+        <w:br/>
         <w:t xml:space="preserve"> </w:t>
       </w:r>
     </w:p>
@@ -6783,7 +3937,7 @@
         <w:rPr>
           <w:i/>
         </w:rPr>
-        <w:t>Consulta usada para extraer esta tabla (ejecutada dentro del contenedor postgres_esavi):</w:t>
+        <w:t>Consulta SQL utilizada para generar la tabla anterior a partir de los valores reales cargados en TC_PARAMETRO (se ejecuta manualmente dentro del contenedor postgres_esavi con fines de referencia/auditoría; no es necesario ejecutarla como parte del despliegue):</w:t>
       </w:r>
     </w:p>
     <w:p>
@@ -6801,62 +3955,19 @@
         <w:rPr>
           <w:rFonts w:ascii="Consolas" w:hAnsi="Consolas"/>
           <w:sz w:val="16"/>
-          <w:rFonts w:ascii="Consolas" w:hAnsi="Consolas"/>
         </w:rPr>
         <w:t>docker exec postgres_esavi psql -U dhis -d dhi_esavi -c '</w:t>
         <w:br/>
-      </w:r>
-      <w:r>
-        <w:rPr>
-          <w:rFonts w:ascii="Consolas" w:hAnsi="Consolas"/>
-          <w:sz w:val="16"/>
-          <w:rFonts w:ascii="Consolas" w:hAnsi="Consolas"/>
-        </w:rPr>
         <w:t xml:space="preserve">  SELECT "MODULO", "CLAVE",</w:t>
         <w:br/>
-      </w:r>
-      <w:r>
-        <w:rPr>
-          <w:rFonts w:ascii="Consolas" w:hAnsi="Consolas"/>
-          <w:sz w:val="16"/>
-          <w:rFonts w:ascii="Consolas" w:hAnsi="Consolas"/>
-        </w:rPr>
-        <w:t xml:space="preserve">         CASE WHEN "ES_ENCRIPTADO" THEN '***ENCRIPTADO***' ELSE "VALOR" END AS VALOR,</w:t>
-        <w:br/>
-      </w:r>
-      <w:r>
-        <w:rPr>
-          <w:rFonts w:ascii="Consolas" w:hAnsi="Consolas"/>
-          <w:sz w:val="16"/>
-          <w:rFonts w:ascii="Consolas" w:hAnsi="Consolas"/>
-        </w:rPr>
+        <w:t xml:space="preserve">         CASE WHEN "ES_ENCRIPTADO" THEN '\''***ENCRIPTADO***'\'' ELSE "VALOR" END AS VALOR,</w:t>
+        <w:br/>
         <w:t xml:space="preserve">         "DESCRIPCION", "TIPO_DATO", "ES_ENCRIPTADO"</w:t>
         <w:br/>
-      </w:r>
-      <w:r>
-        <w:rPr>
-          <w:rFonts w:ascii="Consolas" w:hAnsi="Consolas"/>
-          <w:sz w:val="16"/>
-          <w:rFonts w:ascii="Consolas" w:hAnsi="Consolas"/>
-        </w:rPr>
         <w:t xml:space="preserve">  FROM "DHI_ESAVI"."TC_PARAMETRO"</w:t>
         <w:br/>
-      </w:r>
-      <w:r>
-        <w:rPr>
-          <w:rFonts w:ascii="Consolas" w:hAnsi="Consolas"/>
-          <w:sz w:val="16"/>
-          <w:rFonts w:ascii="Consolas" w:hAnsi="Consolas"/>
-        </w:rPr>
         <w:t xml:space="preserve">  ORDER BY "MODULO", "CLAVE";</w:t>
         <w:br/>
-      </w:r>
-      <w:r>
-        <w:rPr>
-          <w:rFonts w:ascii="Consolas" w:hAnsi="Consolas"/>
-          <w:sz w:val="16"/>
-          <w:rFonts w:ascii="Consolas" w:hAnsi="Consolas"/>
-        </w:rPr>
         <w:t>'</w:t>
       </w:r>
     </w:p>
@@ -6878,7 +3989,77 @@
     </w:p>
     <w:p>
       <w:r>
-        <w:t>El compose incluye, bajo el profile "proxy", dos servicios adicionales para exponer el dashboard detrás de autenticación Keycloak y TLS: "oauth2-proxy" y "dash-nginx". Al no formar parte del arranque por defecto (no se inician con "docker compose up -d"), para habilitarlos se deben completar los siguientes pasos de configuración:</w:t>
+        <w:t>La configuración base de Keycloak (realm "integra-esavi" y client "integra-esavi-client", usados por app-web y dashboard) es automática: se importa al arrancar el contenedor gracias al flag "--import-realm" del comando "start-dev" y al archivo "api-integra-esavi/scripts/keycloak-realm.json", montado en "/opt/keycloak/data/import/realm-export.json" (ver el servicio "keycloak" en la sección 5). No requiere ningún paso manual.</w:t>
+      </w:r>
+    </w:p>
+    <w:p>
+      <w:pPr>
+        <w:pStyle w:val="Heading2"/>
+      </w:pPr>
+      <w:r>
+        <w:t>8.1 Usuarios de prueba precargados (realm-export.json)</w:t>
+      </w:r>
+    </w:p>
+    <w:p>
+      <w:pPr>
+        <w:spacing w:before="80" w:after="160"/>
+        <w:shd w:val="clear" w:color="auto" w:fill="F2F2F2"/>
+        <w:pBdr>
+          <w:top w:val="single" w:sz="4" w:space="4" w:color="CCCCCC"/>
+          <w:left w:val="single" w:sz="4" w:space="4" w:color="CCCCCC"/>
+          <w:bottom w:val="single" w:sz="4" w:space="4" w:color="CCCCCC"/>
+          <w:right w:val="single" w:sz="4" w:space="4" w:color="CCCCCC"/>
+        </w:pBdr>
+      </w:pPr>
+      <w:r>
+        <w:rPr>
+          <w:rFonts w:ascii="Consolas" w:hAnsi="Consolas"/>
+          <w:sz w:val="16"/>
+        </w:rPr>
+        <w:t>Al importarse el realm (ver arriba), Keycloak crea automáticamente el realm</w:t>
+        <w:br/>
+        <w:t>"integra-esavi", el client "integra-esavi-client" y los siguientes usuarios</w:t>
+        <w:br/>
+        <w:t>de prueba (fuente: api-integra-esavi/scripts/keycloak-realm.json). Son</w:t>
+        <w:br/>
+        <w:t>credenciales de DESARROLLO/DEMO: cambiarlas o eliminarlas antes de un</w:t>
+        <w:br/>
+        <w:t>ambiente productivo.</w:t>
+        <w:br/>
+        <w:br/>
+        <w:t>Usuario          | Password       | Rol       | Email</w:t>
+        <w:br/>
+        <w:t>-----------------|----------------|-----------|--------------------------------</w:t>
+        <w:br/>
+        <w:t>admin-user       | Admin2025*     | admin     | admin-user@esavi.gob.ec</w:t>
+        <w:br/>
+        <w:t>analitic-user    | Analitic2025*  | analitic  | analitic-user@esavi.gob.ec</w:t>
+        <w:br/>
+        <w:t>arcsa-user       | Arcsa2025*     | arcsa     | arcsa-user@esavi.gob.ec</w:t>
+        <w:br/>
+        <w:t>dhis2-user       | Dhis2025*      | dhis      | dhis2-user@esavi.gob.ec</w:t>
+        <w:br/>
+        <w:t>paho-user        | Paho2025*      | paho      | paho-user@esavi.gob.ec</w:t>
+        <w:br/>
+        <w:br/>
+        <w:t>Login de usuarios: http://localhost:5173 (app-web) o directo en Keycloak en</w:t>
+        <w:br/>
+        <w:t>http://localhost:8080/realms/integra-esavi/account</w:t>
+        <w:br/>
+        <w:br/>
+        <w:t>Consola de administración de Keycloak (usuario maestro del servidor, no es</w:t>
+        <w:br/>
+        <w:t>un usuario del realm): http://localhost:8080 -&gt; admin / admin_password</w:t>
+        <w:br/>
+        <w:t>(ver tabla de la sección 2).</w:t>
+      </w:r>
+    </w:p>
+    <w:p>
+      <w:r>
+        <w:rPr>
+          <w:i w:val="0"/>
+        </w:rPr>
+        <w:t>Lo que sí requiere configuración manual es la capa OPCIONAL de autenticación con oauth2-proxy descrita en esta sección: el compose incluye, bajo el profile "proxy", dos servicios adicionales para exponer el dashboard detrás de autenticación Keycloak y TLS: "oauth2-proxy" y "dash-nginx". Al no formar parte del arranque por defecto (no se inician con "docker compose up -d"), para habilitarlos se deben completar los siguientes pasos de configuración:</w:t>
       </w:r>
     </w:p>
     <w:p>
